--- a/docs/TC5061_Propuesta_Proyecto_Equipo30.docx
+++ b/docs/TC5061_Propuesta_Proyecto_Equipo30.docx
@@ -1677,7 +1677,7 @@
           <w:color w:val="0F172A"/>
           <w:sz w:val="28"/>
         </w:rPr>
-        <w:t>6. Experimento Base en MLflow</w:t>
+        <w:t>6. Experimento Base en MLflow (mibici-equipo30)</w:t>
       </w:r>
     </w:p>
     <w:p>
@@ -1691,7 +1691,7 @@
           <w:color w:val="334155"/>
           <w:sz w:val="20"/>
         </w:rPr>
-        <w:t>El experimento oficial se encuentra registrado en el servidor de MLflow bajo el nombre MiBici-Pregunta2-Riesgo-Estaciones (ID: 1). Se registraron dos corridas descriptivas con linaje completo hacia el commit de Git y la versión criptográfica de los datos:</w:t>
+        <w:t>En cumplimiento estricto de la rúbrica y las directrices de entrega de MLOps (TC5061), el equipo implementó y registró sus baselines y modelos candidatos en un único experimento unificado nombrado con el número de equipo: mibici-equipo30 (ID: 2). Este experimento centraliza las ejecuciones de las tres preguntas del proyecto (P1, P2 y P3), garantizando nombres descriptivos, parámetros de reproducibilidad (rango de fechas 2025-2026, versión de datos SHA-256, semillas), métricas prefijadas por partición (test_ / train_), etiquetas de gobernanza (equipo: 'Equipo 30', pregunta: 'P1'/'P2'/'P3', commit de Git) y artefactos diagnósticos registrados.</w:t>
       </w:r>
     </w:p>
     <w:tbl>
@@ -1719,9 +1719,9 @@
               <w:rPr>
                 <w:b/>
                 <w:color w:val="FFFFFF"/>
-                <w:sz w:val="17"/>
+                <w:sz w:val="16"/>
               </w:rPr>
-              <w:t>Run Name / Modelo</w:t>
+              <w:t>Pregunta</w:t>
             </w:r>
           </w:p>
         </w:tc>
@@ -1735,9 +1735,9 @@
               <w:rPr>
                 <w:b/>
                 <w:color w:val="FFFFFF"/>
-                <w:sz w:val="17"/>
+                <w:sz w:val="16"/>
               </w:rPr>
-              <w:t>Macro F1</w:t>
+              <w:t>Nombre Descriptivo del Run</w:t>
             </w:r>
           </w:p>
         </w:tc>
@@ -1751,9 +1751,9 @@
               <w:rPr>
                 <w:b/>
                 <w:color w:val="FFFFFF"/>
-                <w:sz w:val="17"/>
+                <w:sz w:val="16"/>
               </w:rPr>
-              <w:t>Balanced Acc</w:t>
+              <w:t>Modelo / Algoritmo</w:t>
             </w:r>
           </w:p>
         </w:tc>
@@ -1767,9 +1767,9 @@
               <w:rPr>
                 <w:b/>
                 <w:color w:val="FFFFFF"/>
-                <w:sz w:val="17"/>
+                <w:sz w:val="16"/>
               </w:rPr>
-              <w:t>Recall Desabasto</w:t>
+              <w:t>Métricas Principales (Test)</w:t>
             </w:r>
           </w:p>
         </w:tc>
@@ -1783,9 +1783,9 @@
               <w:rPr>
                 <w:b/>
                 <w:color w:val="FFFFFF"/>
-                <w:sz w:val="17"/>
+                <w:sz w:val="16"/>
               </w:rPr>
-              <w:t>Recall Saturación</w:t>
+              <w:t>Artefactos Registrados</w:t>
             </w:r>
           </w:p>
         </w:tc>
@@ -1799,9 +1799,9 @@
               <w:rPr>
                 <w:b/>
                 <w:color w:val="FFFFFF"/>
-                <w:sz w:val="17"/>
+                <w:sz w:val="16"/>
               </w:rPr>
-              <w:t>Tiempo de Ajuste</w:t>
+              <w:t>Tags Clave</w:t>
             </w:r>
           </w:p>
         </w:tc>
@@ -1812,20 +1812,18 @@
             <w:tcW w:type="dxa" w:w="1560"/>
             <w:shd w:fill="F8FAFC"/>
             <w:tcMar>
-              <w:top w:w="40" w:type="dxa"/>
-              <w:bottom w:w="40" w:type="dxa"/>
-              <w:left w:w="60" w:type="dxa"/>
-              <w:right w:w="60" w:type="dxa"/>
+              <w:top w:w="35" w:type="dxa"/>
+              <w:bottom w:w="35" w:type="dxa"/>
+              <w:left w:w="50" w:type="dxa"/>
+              <w:right w:w="50" w:type="dxa"/>
             </w:tcMar>
           </w:tcPr>
           <w:p>
             <w:r>
               <w:rPr>
-                <w:sz w:val="17"/>
+                <w:sz w:val="16"/>
               </w:rPr>
-              <w:t>p2_baseline_dummy_stratified</w:t>
-              <w:br/>
-              <w:t>(DummyClassifier)</w:t>
+              <w:t>P1</w:t>
             </w:r>
           </w:p>
         </w:tc>
@@ -1834,18 +1832,18 @@
             <w:tcW w:type="dxa" w:w="1560"/>
             <w:shd w:fill="F8FAFC"/>
             <w:tcMar>
-              <w:top w:w="40" w:type="dxa"/>
-              <w:bottom w:w="40" w:type="dxa"/>
-              <w:left w:w="60" w:type="dxa"/>
-              <w:right w:w="60" w:type="dxa"/>
+              <w:top w:w="35" w:type="dxa"/>
+              <w:bottom w:w="35" w:type="dxa"/>
+              <w:left w:w="50" w:type="dxa"/>
+              <w:right w:w="50" w:type="dxa"/>
             </w:tcMar>
           </w:tcPr>
           <w:p>
             <w:r>
               <w:rPr>
-                <w:sz w:val="17"/>
+                <w:sz w:val="16"/>
               </w:rPr>
-              <w:t>0.3330</w:t>
+              <w:t>p1_baseline_demanda_historica_horaria</w:t>
             </w:r>
           </w:p>
         </w:tc>
@@ -1854,18 +1852,20 @@
             <w:tcW w:type="dxa" w:w="1560"/>
             <w:shd w:fill="F8FAFC"/>
             <w:tcMar>
-              <w:top w:w="40" w:type="dxa"/>
-              <w:bottom w:w="40" w:type="dxa"/>
-              <w:left w:w="60" w:type="dxa"/>
-              <w:right w:w="60" w:type="dxa"/>
+              <w:top w:w="35" w:type="dxa"/>
+              <w:bottom w:w="35" w:type="dxa"/>
+              <w:left w:w="50" w:type="dxa"/>
+              <w:right w:w="50" w:type="dxa"/>
             </w:tcMar>
           </w:tcPr>
           <w:p>
             <w:r>
               <w:rPr>
-                <w:sz w:val="17"/>
+                <w:sz w:val="16"/>
               </w:rPr>
-              <w:t>33.32%</w:t>
+              <w:t>Promedio Histórico Horario</w:t>
+              <w:br/>
+              <w:t>(Estación, Día, Hora)</w:t>
             </w:r>
           </w:p>
         </w:tc>
@@ -1874,18 +1874,22 @@
             <w:tcW w:type="dxa" w:w="1560"/>
             <w:shd w:fill="F8FAFC"/>
             <w:tcMar>
-              <w:top w:w="40" w:type="dxa"/>
-              <w:bottom w:w="40" w:type="dxa"/>
-              <w:left w:w="60" w:type="dxa"/>
-              <w:right w:w="60" w:type="dxa"/>
+              <w:top w:w="35" w:type="dxa"/>
+              <w:bottom w:w="35" w:type="dxa"/>
+              <w:left w:w="50" w:type="dxa"/>
+              <w:right w:w="50" w:type="dxa"/>
             </w:tcMar>
           </w:tcPr>
           <w:p>
             <w:r>
               <w:rPr>
-                <w:sz w:val="17"/>
+                <w:sz w:val="16"/>
               </w:rPr>
-              <w:t>0.75%</w:t>
+              <w:t>test_mae: 1.2912</w:t>
+              <w:br/>
+              <w:t>test_rmse: 2.0143</w:t>
+              <w:br/>
+              <w:t>test_r2: 0.5382</w:t>
             </w:r>
           </w:p>
         </w:tc>
@@ -1894,18 +1898,20 @@
             <w:tcW w:type="dxa" w:w="1560"/>
             <w:shd w:fill="F8FAFC"/>
             <w:tcMar>
-              <w:top w:w="40" w:type="dxa"/>
-              <w:bottom w:w="40" w:type="dxa"/>
-              <w:left w:w="60" w:type="dxa"/>
-              <w:right w:w="60" w:type="dxa"/>
+              <w:top w:w="35" w:type="dxa"/>
+              <w:bottom w:w="35" w:type="dxa"/>
+              <w:left w:w="50" w:type="dxa"/>
+              <w:right w:w="50" w:type="dxa"/>
             </w:tcMar>
           </w:tcPr>
           <w:p>
             <w:r>
               <w:rPr>
-                <w:sz w:val="17"/>
+                <w:sz w:val="16"/>
               </w:rPr>
-              <w:t>0.73%</w:t>
+              <w:t>p1_demanda_prediccion_vs_real.png</w:t>
+              <w:br/>
+              <w:t>p1_baseline_metrics.txt</w:t>
             </w:r>
           </w:p>
         </w:tc>
@@ -1914,18 +1920,154 @@
             <w:tcW w:type="dxa" w:w="1560"/>
             <w:shd w:fill="F8FAFC"/>
             <w:tcMar>
-              <w:top w:w="40" w:type="dxa"/>
-              <w:bottom w:w="40" w:type="dxa"/>
-              <w:left w:w="60" w:type="dxa"/>
-              <w:right w:w="60" w:type="dxa"/>
+              <w:top w:w="35" w:type="dxa"/>
+              <w:bottom w:w="35" w:type="dxa"/>
+              <w:left w:w="50" w:type="dxa"/>
+              <w:right w:w="50" w:type="dxa"/>
             </w:tcMar>
           </w:tcPr>
           <w:p>
             <w:r>
               <w:rPr>
-                <w:sz w:val="17"/>
+                <w:sz w:val="16"/>
               </w:rPr>
-              <w:t>0.2 s</w:t>
+              <w:t>equipo: Equipo 30</w:t>
+              <w:br/>
+              <w:t>pregunta: P1</w:t>
+              <w:br/>
+              <w:t>commit: 90b6590</w:t>
+            </w:r>
+          </w:p>
+        </w:tc>
+      </w:tr>
+      <w:tr>
+        <w:tc>
+          <w:tcPr>
+            <w:tcW w:type="dxa" w:w="1560"/>
+            <w:shd w:fill="FFFFFF"/>
+            <w:tcMar>
+              <w:top w:w="35" w:type="dxa"/>
+              <w:bottom w:w="35" w:type="dxa"/>
+              <w:left w:w="50" w:type="dxa"/>
+              <w:right w:w="50" w:type="dxa"/>
+            </w:tcMar>
+          </w:tcPr>
+          <w:p>
+            <w:r>
+              <w:rPr>
+                <w:sz w:val="16"/>
+              </w:rPr>
+              <w:t>P2 (Baseline)</w:t>
+            </w:r>
+          </w:p>
+        </w:tc>
+        <w:tc>
+          <w:tcPr>
+            <w:tcW w:type="dxa" w:w="1560"/>
+            <w:shd w:fill="FFFFFF"/>
+            <w:tcMar>
+              <w:top w:w="35" w:type="dxa"/>
+              <w:bottom w:w="35" w:type="dxa"/>
+              <w:left w:w="50" w:type="dxa"/>
+              <w:right w:w="50" w:type="dxa"/>
+            </w:tcMar>
+          </w:tcPr>
+          <w:p>
+            <w:r>
+              <w:rPr>
+                <w:sz w:val="16"/>
+              </w:rPr>
+              <w:t>p2_baseline_dummy_stratified</w:t>
+            </w:r>
+          </w:p>
+        </w:tc>
+        <w:tc>
+          <w:tcPr>
+            <w:tcW w:type="dxa" w:w="1560"/>
+            <w:shd w:fill="FFFFFF"/>
+            <w:tcMar>
+              <w:top w:w="35" w:type="dxa"/>
+              <w:bottom w:w="35" w:type="dxa"/>
+              <w:left w:w="50" w:type="dxa"/>
+              <w:right w:w="50" w:type="dxa"/>
+            </w:tcMar>
+          </w:tcPr>
+          <w:p>
+            <w:r>
+              <w:rPr>
+                <w:sz w:val="16"/>
+              </w:rPr>
+              <w:t>DummyClassifier</w:t>
+              <w:br/>
+              <w:t>(Estratificado)</w:t>
+            </w:r>
+          </w:p>
+        </w:tc>
+        <w:tc>
+          <w:tcPr>
+            <w:tcW w:type="dxa" w:w="1560"/>
+            <w:shd w:fill="FFFFFF"/>
+            <w:tcMar>
+              <w:top w:w="35" w:type="dxa"/>
+              <w:bottom w:w="35" w:type="dxa"/>
+              <w:left w:w="50" w:type="dxa"/>
+              <w:right w:w="50" w:type="dxa"/>
+            </w:tcMar>
+          </w:tcPr>
+          <w:p>
+            <w:r>
+              <w:rPr>
+                <w:sz w:val="16"/>
+              </w:rPr>
+              <w:t>test_macro_f1: 0.3330</w:t>
+              <w:br/>
+              <w:t>test_balanced_acc: 33.31%</w:t>
+              <w:br/>
+              <w:t>recall_desabasto: 0.39%</w:t>
+            </w:r>
+          </w:p>
+        </w:tc>
+        <w:tc>
+          <w:tcPr>
+            <w:tcW w:type="dxa" w:w="1560"/>
+            <w:shd w:fill="FFFFFF"/>
+            <w:tcMar>
+              <w:top w:w="35" w:type="dxa"/>
+              <w:bottom w:w="35" w:type="dxa"/>
+              <w:left w:w="50" w:type="dxa"/>
+              <w:right w:w="50" w:type="dxa"/>
+            </w:tcMar>
+          </w:tcPr>
+          <w:p>
+            <w:r>
+              <w:rPr>
+                <w:sz w:val="16"/>
+              </w:rPr>
+              <w:t>p2_baseline_summary.txt</w:t>
+            </w:r>
+          </w:p>
+        </w:tc>
+        <w:tc>
+          <w:tcPr>
+            <w:tcW w:type="dxa" w:w="1560"/>
+            <w:shd w:fill="FFFFFF"/>
+            <w:tcMar>
+              <w:top w:w="35" w:type="dxa"/>
+              <w:bottom w:w="35" w:type="dxa"/>
+              <w:left w:w="50" w:type="dxa"/>
+              <w:right w:w="50" w:type="dxa"/>
+            </w:tcMar>
+          </w:tcPr>
+          <w:p>
+            <w:r>
+              <w:rPr>
+                <w:sz w:val="16"/>
+              </w:rPr>
+              <w:t>equipo: Equipo 30</w:t>
+              <w:br/>
+              <w:t>pregunta: P2</w:t>
+              <w:br/>
+              <w:t>commit: 90b6590</w:t>
             </w:r>
           </w:p>
         </w:tc>
@@ -1936,20 +2078,20 @@
             <w:tcW w:type="dxa" w:w="1560"/>
             <w:shd w:fill="EFF6FF"/>
             <w:tcMar>
-              <w:top w:w="40" w:type="dxa"/>
-              <w:bottom w:w="40" w:type="dxa"/>
-              <w:left w:w="60" w:type="dxa"/>
-              <w:right w:w="60" w:type="dxa"/>
+              <w:top w:w="35" w:type="dxa"/>
+              <w:bottom w:w="35" w:type="dxa"/>
+              <w:left w:w="50" w:type="dxa"/>
+              <w:right w:w="50" w:type="dxa"/>
             </w:tcMar>
           </w:tcPr>
           <w:p>
             <w:r>
               <w:rPr>
-                <w:sz w:val="17"/>
+                <w:b/>
+                <w:color w:val="16A34A"/>
+                <w:sz w:val="16"/>
               </w:rPr>
-              <w:t>p2_lgbm_risk_classifier_2025_2026</w:t>
-              <w:br/>
-              <w:t>(LGBMClassifier Balanced)</w:t>
+              <w:t>P2 (Candidato)</w:t>
             </w:r>
           </w:p>
         </w:tc>
@@ -1958,20 +2100,18 @@
             <w:tcW w:type="dxa" w:w="1560"/>
             <w:shd w:fill="EFF6FF"/>
             <w:tcMar>
-              <w:top w:w="40" w:type="dxa"/>
-              <w:bottom w:w="40" w:type="dxa"/>
-              <w:left w:w="60" w:type="dxa"/>
-              <w:right w:w="60" w:type="dxa"/>
+              <w:top w:w="35" w:type="dxa"/>
+              <w:bottom w:w="35" w:type="dxa"/>
+              <w:left w:w="50" w:type="dxa"/>
+              <w:right w:w="50" w:type="dxa"/>
             </w:tcMar>
           </w:tcPr>
           <w:p>
             <w:r>
               <w:rPr>
-                <w:b/>
-                <w:color w:val="16A34A"/>
-                <w:sz w:val="17"/>
+                <w:sz w:val="16"/>
               </w:rPr>
-              <w:t>0.3667</w:t>
+              <w:t>p2_lgbm_risk_classifier_2025_2026</w:t>
             </w:r>
           </w:p>
         </w:tc>
@@ -1980,20 +2120,20 @@
             <w:tcW w:type="dxa" w:w="1560"/>
             <w:shd w:fill="EFF6FF"/>
             <w:tcMar>
-              <w:top w:w="40" w:type="dxa"/>
-              <w:bottom w:w="40" w:type="dxa"/>
-              <w:left w:w="60" w:type="dxa"/>
-              <w:right w:w="60" w:type="dxa"/>
+              <w:top w:w="35" w:type="dxa"/>
+              <w:bottom w:w="35" w:type="dxa"/>
+              <w:left w:w="50" w:type="dxa"/>
+              <w:right w:w="50" w:type="dxa"/>
             </w:tcMar>
           </w:tcPr>
           <w:p>
             <w:r>
               <w:rPr>
-                <w:b/>
-                <w:color w:val="16A34A"/>
-                <w:sz w:val="17"/>
+                <w:sz w:val="16"/>
               </w:rPr>
-              <w:t>87.51%</w:t>
+              <w:t>LGBMClassifier</w:t>
+              <w:br/>
+              <w:t>(class_weight='balanced')</w:t>
             </w:r>
           </w:p>
         </w:tc>
@@ -2002,10 +2142,10 @@
             <w:tcW w:type="dxa" w:w="1560"/>
             <w:shd w:fill="EFF6FF"/>
             <w:tcMar>
-              <w:top w:w="40" w:type="dxa"/>
-              <w:bottom w:w="40" w:type="dxa"/>
-              <w:left w:w="60" w:type="dxa"/>
-              <w:right w:w="60" w:type="dxa"/>
+              <w:top w:w="35" w:type="dxa"/>
+              <w:bottom w:w="35" w:type="dxa"/>
+              <w:left w:w="50" w:type="dxa"/>
+              <w:right w:w="50" w:type="dxa"/>
             </w:tcMar>
           </w:tcPr>
           <w:p>
@@ -2013,9 +2153,15 @@
               <w:rPr>
                 <w:b/>
                 <w:color w:val="16A34A"/>
-                <w:sz w:val="17"/>
+                <w:sz w:val="16"/>
               </w:rPr>
-              <w:t>87.80%</w:t>
+              <w:t>test_macro_f1: 0.3667</w:t>
+              <w:br/>
+              <w:t>test_balanced_acc: 87.51%</w:t>
+              <w:br/>
+              <w:t>recall_desabasto: 87.80%</w:t>
+              <w:br/>
+              <w:t>recall_saturacion: 90.73%</w:t>
             </w:r>
           </w:p>
         </w:tc>
@@ -2024,20 +2170,24 @@
             <w:tcW w:type="dxa" w:w="1560"/>
             <w:shd w:fill="EFF6FF"/>
             <w:tcMar>
-              <w:top w:w="40" w:type="dxa"/>
-              <w:bottom w:w="40" w:type="dxa"/>
-              <w:left w:w="60" w:type="dxa"/>
-              <w:right w:w="60" w:type="dxa"/>
+              <w:top w:w="35" w:type="dxa"/>
+              <w:bottom w:w="35" w:type="dxa"/>
+              <w:left w:w="50" w:type="dxa"/>
+              <w:right w:w="50" w:type="dxa"/>
             </w:tcMar>
           </w:tcPr>
           <w:p>
             <w:r>
               <w:rPr>
-                <w:b/>
-                <w:color w:val="16A34A"/>
-                <w:sz w:val="17"/>
+                <w:sz w:val="16"/>
               </w:rPr>
-              <w:t>90.73%</w:t>
+              <w:t>p2_confusion_matrix.png</w:t>
+              <w:br/>
+              <w:t>p2_feature_importance.png</w:t>
+              <w:br/>
+              <w:t>p2_classification_report.txt</w:t>
+              <w:br/>
+              <w:t>p2_lgbm_risk_classifier.joblib</w:t>
             </w:r>
           </w:p>
         </w:tc>
@@ -2046,23 +2196,208 @@
             <w:tcW w:type="dxa" w:w="1560"/>
             <w:shd w:fill="EFF6FF"/>
             <w:tcMar>
-              <w:top w:w="40" w:type="dxa"/>
-              <w:bottom w:w="40" w:type="dxa"/>
-              <w:left w:w="60" w:type="dxa"/>
-              <w:right w:w="60" w:type="dxa"/>
+              <w:top w:w="35" w:type="dxa"/>
+              <w:bottom w:w="35" w:type="dxa"/>
+              <w:left w:w="50" w:type="dxa"/>
+              <w:right w:w="50" w:type="dxa"/>
             </w:tcMar>
           </w:tcPr>
           <w:p>
             <w:r>
               <w:rPr>
-                <w:sz w:val="17"/>
+                <w:sz w:val="16"/>
               </w:rPr>
-              <w:t>11.9 s</w:t>
+              <w:t>equipo: Equipo 30</w:t>
+              <w:br/>
+              <w:t>pregunta: P2</w:t>
+              <w:br/>
+              <w:t>commit: 90b6590</w:t>
+              <w:br/>
+              <w:t>autor: Ricardo Bahamon</w:t>
+            </w:r>
+          </w:p>
+        </w:tc>
+      </w:tr>
+      <w:tr>
+        <w:tc>
+          <w:tcPr>
+            <w:tcW w:type="dxa" w:w="1560"/>
+            <w:shd w:fill="FFFFFF"/>
+            <w:tcMar>
+              <w:top w:w="35" w:type="dxa"/>
+              <w:bottom w:w="35" w:type="dxa"/>
+              <w:left w:w="50" w:type="dxa"/>
+              <w:right w:w="50" w:type="dxa"/>
+            </w:tcMar>
+          </w:tcPr>
+          <w:p>
+            <w:r>
+              <w:rPr>
+                <w:sz w:val="16"/>
+              </w:rPr>
+              <w:t>P3</w:t>
+            </w:r>
+          </w:p>
+        </w:tc>
+        <w:tc>
+          <w:tcPr>
+            <w:tcW w:type="dxa" w:w="1560"/>
+            <w:shd w:fill="FFFFFF"/>
+            <w:tcMar>
+              <w:top w:w="35" w:type="dxa"/>
+              <w:bottom w:w="35" w:type="dxa"/>
+              <w:left w:w="50" w:type="dxa"/>
+              <w:right w:w="50" w:type="dxa"/>
+            </w:tcMar>
+          </w:tcPr>
+          <w:p>
+            <w:r>
+              <w:rPr>
+                <w:sz w:val="16"/>
+              </w:rPr>
+              <w:t>p3_baseline_kmeans_clustering_estaciones</w:t>
+            </w:r>
+          </w:p>
+        </w:tc>
+        <w:tc>
+          <w:tcPr>
+            <w:tcW w:type="dxa" w:w="1560"/>
+            <w:shd w:fill="FFFFFF"/>
+            <w:tcMar>
+              <w:top w:w="35" w:type="dxa"/>
+              <w:bottom w:w="35" w:type="dxa"/>
+              <w:left w:w="50" w:type="dxa"/>
+              <w:right w:w="50" w:type="dxa"/>
+            </w:tcMar>
+          </w:tcPr>
+          <w:p>
+            <w:r>
+              <w:rPr>
+                <w:sz w:val="16"/>
+              </w:rPr>
+              <w:t>K-Means (k=4)</w:t>
+              <w:br/>
+              <w:t>(Perfil horario + capacidad)</w:t>
+            </w:r>
+          </w:p>
+        </w:tc>
+        <w:tc>
+          <w:tcPr>
+            <w:tcW w:type="dxa" w:w="1560"/>
+            <w:shd w:fill="FFFFFF"/>
+            <w:tcMar>
+              <w:top w:w="35" w:type="dxa"/>
+              <w:bottom w:w="35" w:type="dxa"/>
+              <w:left w:w="50" w:type="dxa"/>
+              <w:right w:w="50" w:type="dxa"/>
+            </w:tcMar>
+          </w:tcPr>
+          <w:p>
+            <w:r>
+              <w:rPr>
+                <w:sz w:val="16"/>
+              </w:rPr>
+              <w:t>test_silhouette: 0.2735</w:t>
+              <w:br/>
+              <w:t>test_davies_bouldin: 1.3819</w:t>
+              <w:br/>
+              <w:t>test_calinski_harabasz: 201.2</w:t>
+            </w:r>
+          </w:p>
+        </w:tc>
+        <w:tc>
+          <w:tcPr>
+            <w:tcW w:type="dxa" w:w="1560"/>
+            <w:shd w:fill="FFFFFF"/>
+            <w:tcMar>
+              <w:top w:w="35" w:type="dxa"/>
+              <w:bottom w:w="35" w:type="dxa"/>
+              <w:left w:w="50" w:type="dxa"/>
+              <w:right w:w="50" w:type="dxa"/>
+            </w:tcMar>
+          </w:tcPr>
+          <w:p>
+            <w:r>
+              <w:rPr>
+                <w:sz w:val="16"/>
+              </w:rPr>
+              <w:t>p3_clusters_estaciones_mapa.png</w:t>
+              <w:br/>
+              <w:t>p3_perfil_clusters.png</w:t>
+              <w:br/>
+              <w:t>p3_clustering_report.txt</w:t>
+            </w:r>
+          </w:p>
+        </w:tc>
+        <w:tc>
+          <w:tcPr>
+            <w:tcW w:type="dxa" w:w="1560"/>
+            <w:shd w:fill="FFFFFF"/>
+            <w:tcMar>
+              <w:top w:w="35" w:type="dxa"/>
+              <w:bottom w:w="35" w:type="dxa"/>
+              <w:left w:w="50" w:type="dxa"/>
+              <w:right w:w="50" w:type="dxa"/>
+            </w:tcMar>
+          </w:tcPr>
+          <w:p>
+            <w:r>
+              <w:rPr>
+                <w:sz w:val="16"/>
+              </w:rPr>
+              <w:t>equipo: Equipo 30</w:t>
+              <w:br/>
+              <w:t>pregunta: P3</w:t>
+              <w:br/>
+              <w:t>commit: 90b6590</w:t>
             </w:r>
           </w:p>
         </w:tc>
       </w:tr>
     </w:tbl>
+    <w:p>
+      <w:pPr>
+        <w:spacing w:before="0" w:after="100" w:line="276" w:lineRule="auto"/>
+      </w:pPr>
+      <w:r>
+        <w:rPr>
+          <w:rFonts w:ascii="Arial" w:hAnsi="Arial"/>
+          <w:i w:val="0"/>
+          <w:color w:val="334155"/>
+          <w:sz w:val="20"/>
+        </w:rPr>
+        <w:t>A continuación se presenta la evidencia visual capturada directamente desde la interfaz gráfica oficial de MLflow Tracking (disponible localmente en http://127.0.0.1:5005/#/experiments/2/runs?workflowType=machine_learning):</w:t>
+      </w:r>
+    </w:p>
+    <w:p>
+      <w:pPr>
+        <w:keepNext/>
+        <w:spacing w:before="240" w:after="80"/>
+      </w:pPr>
+      <w:r>
+        <w:rPr>
+          <w:rFonts w:ascii="Arial" w:hAnsi="Arial"/>
+          <w:b/>
+          <w:color w:val="0369A1"/>
+          <w:sz w:val="23"/>
+        </w:rPr>
+        <w:t>6.1 Evidencia 1: Lista de Runs del Experimento mibici-equipo30</w:t>
+      </w:r>
+    </w:p>
+    <w:p>
+      <w:pPr>
+        <w:spacing w:before="0" w:after="100" w:line="276" w:lineRule="auto"/>
+      </w:pPr>
+      <w:r>
+        <w:rPr>
+          <w:rFonts w:ascii="Arial" w:hAnsi="Arial"/>
+          <w:i w:val="0"/>
+          <w:color w:val="334155"/>
+          <w:sz w:val="20"/>
+        </w:rPr>
+        <w:t>La vista principal del experimento mibici-equipo30 evidencia el registro ordenado y descriptivo de los runs para P1, P2 (baseline y modelo candidato) y P3, con sus marcas temporales, estado 'Finished' y linaje directo al archivo ejecutable run_all_experiments.py:</w:t>
+      </w:r>
+    </w:p>
     <w:p>
       <w:pPr>
         <w:keepNext/>
@@ -2072,7 +2407,7 @@
       <w:r>
         <w:drawing>
           <wp:inline xmlns:a="http://schemas.openxmlformats.org/drawingml/2006/main" xmlns:pic="http://schemas.openxmlformats.org/drawingml/2006/picture">
-            <wp:extent cx="5669280" cy="3049186"/>
+            <wp:extent cx="5669280" cy="2992120"/>
             <wp:docPr id="2" name="Picture 2"/>
             <wp:cNvGraphicFramePr>
               <a:graphicFrameLocks noChangeAspect="1"/>
@@ -2081,7 +2416,7 @@
               <a:graphicData uri="http://schemas.openxmlformats.org/drawingml/2006/picture">
                 <pic:pic>
                   <pic:nvPicPr>
-                    <pic:cNvPr id="0" name="p2_mlflow_dashboard_capture.png"/>
+                    <pic:cNvPr id="0" name="p2_mlflow_runs_list.png"/>
                     <pic:cNvPicPr/>
                   </pic:nvPicPr>
                   <pic:blipFill>
@@ -2093,7 +2428,7 @@
                   <pic:spPr>
                     <a:xfrm>
                       <a:off x="0" y="0"/>
-                      <a:ext cx="5669280" cy="3049186"/>
+                      <a:ext cx="5669280" cy="2992120"/>
                     </a:xfrm>
                     <a:prstGeom prst="rect"/>
                   </pic:spPr>
@@ -2116,7 +2451,36 @@
           <w:color w:val="64748B"/>
           <w:sz w:val="17"/>
         </w:rPr>
-        <w:t>Figura: Captura de Pantalla del Dashboard de MLflow (Runs, Parámetros, Métricas y Artefactos)</w:t>
+        <w:t>Figura: Figura 6.1: Lista de Runs del Experimento 'mibici-equipo30' en MLflow Tracking</w:t>
+      </w:r>
+    </w:p>
+    <w:p>
+      <w:pPr>
+        <w:keepNext/>
+        <w:spacing w:before="240" w:after="80"/>
+      </w:pPr>
+      <w:r>
+        <w:rPr>
+          <w:rFonts w:ascii="Arial" w:hAnsi="Arial"/>
+          <w:b/>
+          <w:color w:val="0369A1"/>
+          <w:sz w:val="23"/>
+        </w:rPr>
+        <w:t>6.2 Evidencia 2: Detalle de Run (Parámetros, Métricas y Etiquetas)</w:t>
+      </w:r>
+    </w:p>
+    <w:p>
+      <w:pPr>
+        <w:spacing w:before="0" w:after="100" w:line="276" w:lineRule="auto"/>
+      </w:pPr>
+      <w:r>
+        <w:rPr>
+          <w:rFonts w:ascii="Arial" w:hAnsi="Arial"/>
+          <w:i w:val="0"/>
+          <w:color w:val="334155"/>
+          <w:sz w:val="20"/>
+        </w:rPr>
+        <w:t>La vista detallada del run p2_lgbm_risk_classifier_2025_2026 demuestra la captura íntegra de: 1) 20 parámetros reproducibles (class_weight='balanced', learning_rate=0.08, n_estimators=120, train_end_date='2026-01-01', versión criptográfica de datos); 2) 9 métricas rigurosamente prefijadas por conjunto (test_macro_f1=0.3667, test_balanced_accuracy=0.8751, recall por clase); 3) Etiquetas formales de gobernanza (equipo='Equipo 30', pregunta='P2', git_commit='90b6590...', autor='Ricardo Bahamon (Equipo 30)'):</w:t>
       </w:r>
     </w:p>
     <w:p>
@@ -2128,7 +2492,7 @@
       <w:r>
         <w:drawing>
           <wp:inline xmlns:a="http://schemas.openxmlformats.org/drawingml/2006/main" xmlns:pic="http://schemas.openxmlformats.org/drawingml/2006/picture">
-            <wp:extent cx="4389120" cy="3749835"/>
+            <wp:extent cx="5669280" cy="3366135"/>
             <wp:docPr id="3" name="Picture 3"/>
             <wp:cNvGraphicFramePr>
               <a:graphicFrameLocks noChangeAspect="1"/>
@@ -2137,7 +2501,7 @@
               <a:graphicData uri="http://schemas.openxmlformats.org/drawingml/2006/picture">
                 <pic:pic>
                   <pic:nvPicPr>
-                    <pic:cNvPr id="0" name="p2_confusion_matrix.png"/>
+                    <pic:cNvPr id="0" name="p2_mlflow_run_detail.png"/>
                     <pic:cNvPicPr/>
                   </pic:nvPicPr>
                   <pic:blipFill>
@@ -2149,7 +2513,7 @@
                   <pic:spPr>
                     <a:xfrm>
                       <a:off x="0" y="0"/>
-                      <a:ext cx="4389120" cy="3749835"/>
+                      <a:ext cx="5669280" cy="3366135"/>
                     </a:xfrm>
                     <a:prstGeom prst="rect"/>
                   </pic:spPr>
@@ -2172,7 +2536,36 @@
           <w:color w:val="64748B"/>
           <w:sz w:val="17"/>
         </w:rPr>
-        <w:t>Figura: Matriz de Confusión sobre el Conjunto de Test (Enero a Septiembre 2026)</w:t>
+        <w:t>Figura: Figura 6.2: Detalle del Run de LightGBM con Parámetros, Métricas Prefijadas y Etiquetas</w:t>
+      </w:r>
+    </w:p>
+    <w:p>
+      <w:pPr>
+        <w:keepNext/>
+        <w:spacing w:before="240" w:after="80"/>
+      </w:pPr>
+      <w:r>
+        <w:rPr>
+          <w:rFonts w:ascii="Arial" w:hAnsi="Arial"/>
+          <w:b/>
+          <w:color w:val="0369A1"/>
+          <w:sz w:val="23"/>
+        </w:rPr>
+        <w:t>6.3 Evidencia 3: Artefactos Registrados (Visualizaciones y Modelos)</w:t>
+      </w:r>
+    </w:p>
+    <w:p>
+      <w:pPr>
+        <w:spacing w:before="0" w:after="100" w:line="276" w:lineRule="auto"/>
+      </w:pPr>
+      <w:r>
+        <w:rPr>
+          <w:rFonts w:ascii="Arial" w:hAnsi="Arial"/>
+          <w:i w:val="0"/>
+          <w:color w:val="334155"/>
+          <w:sz w:val="20"/>
+        </w:rPr>
+        <w:t>Cada corrida exitosa registra sus artefactos en el repositorio de artefactos de MLflow. A continuación se observa la inspección interactiva de la Matriz de Confusión Normalizada sobre el conjunto de prueba (2026), junto a la estructura de carpetas figures/, models/ (p2_lgbm_risk_classifier.joblib) y reports/ (p2_classification_report.txt):</w:t>
       </w:r>
     </w:p>
     <w:p>
@@ -2184,7 +2577,7 @@
       <w:r>
         <w:drawing>
           <wp:inline xmlns:a="http://schemas.openxmlformats.org/drawingml/2006/main" xmlns:pic="http://schemas.openxmlformats.org/drawingml/2006/picture">
-            <wp:extent cx="4572000" cy="3414532"/>
+            <wp:extent cx="5669280" cy="3366135"/>
             <wp:docPr id="4" name="Picture 4"/>
             <wp:cNvGraphicFramePr>
               <a:graphicFrameLocks noChangeAspect="1"/>
@@ -2193,7 +2586,7 @@
               <a:graphicData uri="http://schemas.openxmlformats.org/drawingml/2006/picture">
                 <pic:pic>
                   <pic:nvPicPr>
-                    <pic:cNvPr id="0" name="p2_feature_importance.png"/>
+                    <pic:cNvPr id="0" name="p2_mlflow_artifact_detail.png"/>
                     <pic:cNvPicPr/>
                   </pic:nvPicPr>
                   <pic:blipFill>
@@ -2205,7 +2598,7 @@
                   <pic:spPr>
                     <a:xfrm>
                       <a:off x="0" y="0"/>
-                      <a:ext cx="4572000" cy="3414532"/>
+                      <a:ext cx="5669280" cy="3366135"/>
                     </a:xfrm>
                     <a:prstGeom prst="rect"/>
                   </pic:spPr>
@@ -2228,7 +2621,7 @@
           <w:color w:val="64748B"/>
           <w:sz w:val="17"/>
         </w:rPr>
-        <w:t>Figura: Importancia de Características (Feature Importance) del Modelo LightGBM</w:t>
+        <w:t>Figura: Figura 6.3: Artefacto Diagnóstico (Matriz de Confusión) Visualizado en MLflow</w:t>
       </w:r>
     </w:p>
     <w:p>
@@ -2243,7 +2636,7 @@
           <w:color w:val="0369A1"/>
           <w:sz w:val="23"/>
         </w:rPr>
-        <w:t>6.1 Instrucciones para Visualizar los Experimentos Localmente</w:t>
+        <w:t>6.4 Evidencia 4: Comparación de Dos o Más Runs</w:t>
       </w:r>
     </w:p>
     <w:p>
@@ -2257,7 +2650,92 @@
           <w:color w:val="334155"/>
           <w:sz w:val="20"/>
         </w:rPr>
-        <w:t>Para levantar la interfaz gráfica interactiva de MLflow en su máquina local y explorar todos los runs, parámetros y artefactos, ejecute el siguiente comando desde la terminal dentro del directorio MLOps_Equipo30/:</w:t>
+        <w:t>MLflow Tracking permite contrastar directamente corridas competitivas. La siguiente comparativa muestra el contraste multivariado y de coordenadas paralelas entre el Baseline Heurístico Estratificado (p2_baseline_dummy_stratified) y el Modelo Candidato LightGBM (p2_lgbm_risk_classifier_2025_2026), evidenciando el salto cualitativo en Macro F1 y Balanced Accuracy:</w:t>
+      </w:r>
+    </w:p>
+    <w:p>
+      <w:pPr>
+        <w:keepNext/>
+        <w:spacing w:before="200" w:after="80"/>
+        <w:jc w:val="center"/>
+      </w:pPr>
+      <w:r>
+        <w:drawing>
+          <wp:inline xmlns:a="http://schemas.openxmlformats.org/drawingml/2006/main" xmlns:pic="http://schemas.openxmlformats.org/drawingml/2006/picture">
+            <wp:extent cx="5669280" cy="3366135"/>
+            <wp:docPr id="5" name="Picture 5"/>
+            <wp:cNvGraphicFramePr>
+              <a:graphicFrameLocks noChangeAspect="1"/>
+            </wp:cNvGraphicFramePr>
+            <a:graphic>
+              <a:graphicData uri="http://schemas.openxmlformats.org/drawingml/2006/picture">
+                <pic:pic>
+                  <pic:nvPicPr>
+                    <pic:cNvPr id="0" name="p2_mlflow_runs_comparison.png"/>
+                    <pic:cNvPicPr/>
+                  </pic:nvPicPr>
+                  <pic:blipFill>
+                    <a:blip r:embed="rId13"/>
+                    <a:stretch>
+                      <a:fillRect/>
+                    </a:stretch>
+                  </pic:blipFill>
+                  <pic:spPr>
+                    <a:xfrm>
+                      <a:off x="0" y="0"/>
+                      <a:ext cx="5669280" cy="3366135"/>
+                    </a:xfrm>
+                    <a:prstGeom prst="rect"/>
+                  </pic:spPr>
+                </pic:pic>
+              </a:graphicData>
+            </a:graphic>
+          </wp:inline>
+        </w:drawing>
+      </w:r>
+    </w:p>
+    <w:p>
+      <w:pPr>
+        <w:spacing w:before="40" w:after="240"/>
+        <w:jc w:val="center"/>
+      </w:pPr>
+      <w:r>
+        <w:rPr>
+          <w:rFonts w:ascii="Arial" w:hAnsi="Arial"/>
+          <w:i/>
+          <w:color w:val="64748B"/>
+          <w:sz w:val="17"/>
+        </w:rPr>
+        <w:t>Figura: Figura 6.4: Comparación Directa de Runs (Baseline vs Modelo Candidato LightGBM)</w:t>
+      </w:r>
+    </w:p>
+    <w:p>
+      <w:pPr>
+        <w:keepNext/>
+        <w:spacing w:before="240" w:after="80"/>
+      </w:pPr>
+      <w:r>
+        <w:rPr>
+          <w:rFonts w:ascii="Arial" w:hAnsi="Arial"/>
+          <w:b/>
+          <w:color w:val="0369A1"/>
+          <w:sz w:val="23"/>
+        </w:rPr>
+        <w:t>6.5 Instrucciones para Visualizar los Experimentos Localmente</w:t>
+      </w:r>
+    </w:p>
+    <w:p>
+      <w:pPr>
+        <w:spacing w:before="0" w:after="100" w:line="276" w:lineRule="auto"/>
+      </w:pPr>
+      <w:r>
+        <w:rPr>
+          <w:rFonts w:ascii="Arial" w:hAnsi="Arial"/>
+          <w:i w:val="0"/>
+          <w:color w:val="334155"/>
+          <w:sz w:val="20"/>
+        </w:rPr>
+        <w:t>Para levantar la interfaz gráfica interactiva de MLflow en su entorno local y navegar los experimentos, parámetros y artefactos, ejecute los siguientes pasos desde la terminal dentro de MLOps_Equipo30/:</w:t>
       </w:r>
     </w:p>
     <w:p>
@@ -2271,7 +2749,7 @@
           <w:color w:val="0F172A"/>
           <w:sz w:val="20"/>
         </w:rPr>
-        <w:t xml:space="preserve">Comando de Terminal: </w:t>
+        <w:t xml:space="preserve">1. Para ejecutar todos los experimentos (P1, P2 y P3): </w:t>
       </w:r>
       <w:r>
         <w:rPr>
@@ -2280,7 +2758,30 @@
           <w:color w:val="334155"/>
           <w:sz w:val="20"/>
         </w:rPr>
-        <w:t>mlflow ui --backend-store-uri sqlite:///mlflow.db --port 5000</w:t>
+        <w:t>python -m MiBici.modeling.run_all_experiments</w:t>
+      </w:r>
+    </w:p>
+    <w:p>
+      <w:pPr>
+        <w:spacing w:before="0" w:after="100" w:line="276" w:lineRule="auto"/>
+      </w:pPr>
+      <w:r>
+        <w:rPr>
+          <w:rFonts w:ascii="Arial" w:hAnsi="Arial"/>
+          <w:b/>
+          <w:color w:val="0F172A"/>
+          <w:sz w:val="20"/>
+        </w:rPr>
+        <w:t xml:space="preserve">2. Para iniciar el servidor MLflow: </w:t>
+      </w:r>
+      <w:r>
+        <w:rPr>
+          <w:rFonts w:ascii="Arial" w:hAnsi="Arial"/>
+          <w:i/>
+          <w:color w:val="334155"/>
+          <w:sz w:val="20"/>
+        </w:rPr>
+        <w:t>mlflow ui --backend-store-uri sqlite:///mlflow.db --port 5005</w:t>
       </w:r>
     </w:p>
     <w:p>
@@ -2294,7 +2795,9 @@
           <w:color w:val="334155"/>
           <w:sz w:val="20"/>
         </w:rPr>
-        <w:t>Posteriormente, abra en cualquier navegador web la dirección: http://127.0.0.1:5000</w:t>
+        <w:t>3. Abra en cualquier navegador web la URL: http://127.0.0.1:5005/#/experiments/2/runs?workflowType=machine_learning</w:t>
+        <w:br/>
+        <w:t>(Nota: en macOS el puerto 5000 suele estar reservado por Apple AirPlay Receiver/ControlCenter, por lo que se utiliza el puerto 5005. Asimismo, en MLflow 3.16+ la pestaña 'Model training' muestra la vista tabular de corridas de Machine Learning, evitando la vista inicial vacía de 'GenAI/Traces').</w:t>
       </w:r>
     </w:p>
     <w:p>
@@ -2336,7 +2839,7 @@
         <w:drawing>
           <wp:inline xmlns:a="http://schemas.openxmlformats.org/drawingml/2006/main" xmlns:pic="http://schemas.openxmlformats.org/drawingml/2006/picture">
             <wp:extent cx="5669280" cy="3103185"/>
-            <wp:docPr id="5" name="Picture 5"/>
+            <wp:docPr id="6" name="Picture 6"/>
             <wp:cNvGraphicFramePr>
               <a:graphicFrameLocks noChangeAspect="1"/>
             </wp:cNvGraphicFramePr>
@@ -2348,7 +2851,7 @@
                     <pic:cNvPicPr/>
                   </pic:nvPicPr>
                   <pic:blipFill>
-                    <a:blip r:embed="rId13"/>
+                    <a:blip r:embed="rId14"/>
                     <a:stretch>
                       <a:fillRect/>
                     </a:stretch>

--- a/docs/TC5061_Propuesta_Proyecto_Equipo30.docx
+++ b/docs/TC5061_Propuesta_Proyecto_Equipo30.docx
@@ -170,7 +170,7 @@
               <w:rPr>
                 <w:sz w:val="19"/>
               </w:rPr>
-              <w:t>Pregunta 2: Predicción anticipada (2 horas) de riesgo de estaciones</w:t>
+              <w:t>Preguntas 1, 2 y 3: (P1) demanda agregada de viajes por zona horaria en el AMG; (P2) predicción anticipada (2 horas) de riesgo de desabasto/saturación por estación; (P3) agrupamiento de estaciones por patrón de uso (perfiles de movilidad) para apoyar decisiones de rebalanceo y planeación de infraestructura.</w:t>
             </w:r>
           </w:p>
         </w:tc>
@@ -523,6 +523,74 @@
           <w:sz w:val="20"/>
         </w:rPr>
         <w:t>La flota de camionetas de balanceo es limitada en comparación con las 470 estaciones activas. Esperar a que una estación quede vacía genera usuarios varados, quejas públicas y desincentiva el transporte sustentable. Predecir con 2 horas de anticipación otorga la ventana operativa necesaria para enrutar proactivamente las unidades antes de que ocurra la falla del servicio.</w:t>
+      </w:r>
+    </w:p>
+    <w:p>
+      <w:pPr/>
+      <w:r>
+        <w:rPr>
+          <w:rFonts w:ascii="Arial" w:hAnsi="Arial"/>
+          <w:b/>
+          <w:sz w:val="23"/>
+        </w:rPr>
+        <w:t>1.3 Delimitación Exacta de la Pregunta 3 (Qué, Para Quién y Por Qué)</w:t>
+      </w:r>
+    </w:p>
+    <w:p>
+      <w:pPr/>
+      <w:r>
+        <w:rPr>
+          <w:rFonts w:ascii="Arial" w:hAnsi="Arial"/>
+          <w:b/>
+          <w:sz w:val="20"/>
+        </w:rPr>
+        <w:t xml:space="preserve">• Qué se agrupa: </w:t>
+      </w:r>
+      <w:r>
+        <w:rPr>
+          <w:rFonts w:ascii="Arial" w:hAnsi="Arial"/>
+          <w:b w:val="0"/>
+          <w:sz w:val="20"/>
+        </w:rPr>
+        <w:t>No se predice un valor futuro para un viaje individual: se agrupan las 352 estaciones activas de MiBici (presentes en los 21 meses analizados, enero 2025 - septiembre 2026) según su patrón histórico de uso observado. Cada estación se representa por su perfil de proporción de salidas por hora del día, separado entre semana / fin de semana, junto con su balance neto (llegadas - salidas), rotación por anclaje y duración mediana de viaje. La granularidad es una estación = una observación (no estación-hora como en P1/P2); el horizonte es descriptivo / estructural, no temporal (no hay un ‘t+1’ que predecir).</w:t>
+      </w:r>
+    </w:p>
+    <w:p>
+      <w:pPr/>
+      <w:r>
+        <w:rPr>
+          <w:rFonts w:ascii="Arial" w:hAnsi="Arial"/>
+          <w:b/>
+          <w:sz w:val="20"/>
+        </w:rPr>
+        <w:t xml:space="preserve">• Para quién se agrupa: </w:t>
+      </w:r>
+      <w:r>
+        <w:rPr>
+          <w:rFonts w:ascii="Arial" w:hAnsi="Arial"/>
+          <w:b w:val="0"/>
+          <w:sz w:val="20"/>
+        </w:rPr>
+        <w:t>El equipo de planeación y operaciones de MiBici / AMIM responsable del rebalanceo estratégico de flota y de la planeación de expansión de infraestructura (ubicación de nuevas estaciones, ajuste de capacidad de anclajes). De forma secundaria, analistas de negocio que buscan entender la tipología de la red sin revisar estación por estación.</w:t>
+      </w:r>
+    </w:p>
+    <w:p>
+      <w:pPr/>
+      <w:r>
+        <w:rPr>
+          <w:rFonts w:ascii="Arial" w:hAnsi="Arial"/>
+          <w:b/>
+          <w:sz w:val="20"/>
+        </w:rPr>
+        <w:t xml:space="preserve">• Por qué se agrupa: </w:t>
+      </w:r>
+      <w:r>
+        <w:rPr>
+          <w:rFonts w:ascii="Arial" w:hAnsi="Arial"/>
+          <w:b w:val="0"/>
+          <w:sz w:val="20"/>
+        </w:rPr>
+        <w:t>Con 352 estaciones activas es inviable diseñar una política de rebalanceo o de expansión estación por estación. Agrupar las estaciones por patrón de uso permite tratar grupos completos con una misma estrategia operativa (p. ej., estaciones de ‘pico matutino residencial’ frente a estaciones de ‘uso constante / comercial’), reduciendo la complejidad de la decisión y haciendo explícitas similitudes de comportamiento que no son evidentes a partir de solo la ubicación geográfica.</w:t>
       </w:r>
     </w:p>
     <w:p>
@@ -1048,6 +1116,577 @@
       </w:tr>
     </w:tbl>
     <w:p>
+      <w:pPr/>
+      <w:r>
+        <w:rPr>
+          <w:rFonts w:ascii="Arial" w:hAnsi="Arial"/>
+          <w:b w:val="0"/>
+          <w:sz w:val="20"/>
+        </w:rPr>
+        <w:t>A continuación se presenta el detalle del Canvas específico para la Pregunta 3 (clustering de estaciones), complementario al Canvas de la Pregunta 2 presentado arriba:</w:t>
+      </w:r>
+    </w:p>
+    <w:tbl>
+      <w:tblPr>
+        <w:tblW w:type="auto" w:w="0"/>
+        <w:tblLook w:firstColumn="1" w:firstRow="1" w:lastColumn="0" w:lastRow="0" w:noHBand="0" w:noVBand="1" w:val="04A0"/>
+      </w:tblPr>
+      <w:tblGrid>
+        <w:gridCol w:w="4680"/>
+        <w:gridCol w:w="4680"/>
+      </w:tblGrid>
+      <w:tr>
+        <w:tc>
+          <w:tcPr>
+            <w:tcW w:type="dxa" w:w="4680"/>
+          </w:tcPr>
+          <w:p>
+            <w:r/>
+            <w:r>
+              <w:br/>
+            </w:r>
+            <w:r>
+              <w:rPr>
+                <w:rFonts w:ascii="Arial" w:hAnsi="Arial"/>
+                <w:b/>
+                <w:sz w:val="17"/>
+              </w:rPr>
+              <w:t>Bloque del Canvas</w:t>
+            </w:r>
+          </w:p>
+        </w:tc>
+        <w:tc>
+          <w:tcPr>
+            <w:tcW w:type="dxa" w:w="4680"/>
+          </w:tcPr>
+          <w:p>
+            <w:r/>
+            <w:r>
+              <w:br/>
+            </w:r>
+            <w:r>
+              <w:rPr>
+                <w:rFonts w:ascii="Arial" w:hAnsi="Arial"/>
+                <w:b/>
+                <w:sz w:val="17"/>
+              </w:rPr>
+              <w:t>Definición para MiBici (Pregunta 3)</w:t>
+            </w:r>
+          </w:p>
+        </w:tc>
+      </w:tr>
+      <w:tr>
+        <w:tc>
+          <w:tcPr>
+            <w:tcW w:type="dxa" w:w="4680"/>
+          </w:tcPr>
+          <w:p>
+            <w:r/>
+            <w:r>
+              <w:br/>
+            </w:r>
+            <w:r>
+              <w:rPr>
+                <w:rFonts w:ascii="Arial" w:hAnsi="Arial"/>
+                <w:b w:val="0"/>
+                <w:sz w:val="17"/>
+              </w:rPr>
+              <w:t>1. Propuesta de Valor</w:t>
+            </w:r>
+            <w:r>
+              <w:br/>
+            </w:r>
+            <w:r>
+              <w:rPr>
+                <w:rFonts w:ascii="Arial" w:hAnsi="Arial"/>
+                <w:b w:val="0"/>
+                <w:sz w:val="17"/>
+              </w:rPr>
+              <w:t>(Value Proposition)</w:t>
+            </w:r>
+          </w:p>
+        </w:tc>
+        <w:tc>
+          <w:tcPr>
+            <w:tcW w:type="dxa" w:w="4680"/>
+          </w:tcPr>
+          <w:p>
+            <w:r/>
+            <w:r>
+              <w:br/>
+            </w:r>
+            <w:r>
+              <w:rPr>
+                <w:rFonts w:ascii="Arial" w:hAnsi="Arial"/>
+                <w:b w:val="0"/>
+                <w:sz w:val="17"/>
+              </w:rPr>
+              <w:t>Identificar grupos de estaciones con patrones de uso similares (horario, balance de flujo) para dirigir decisiones de rebalanceo estratégico y planeación de infraestructura sin analizar cada una de las 352 estaciones activas individualmente.</w:t>
+            </w:r>
+          </w:p>
+        </w:tc>
+      </w:tr>
+      <w:tr>
+        <w:tc>
+          <w:tcPr>
+            <w:tcW w:type="dxa" w:w="4680"/>
+          </w:tcPr>
+          <w:p>
+            <w:r/>
+            <w:r>
+              <w:br/>
+            </w:r>
+            <w:r>
+              <w:rPr>
+                <w:rFonts w:ascii="Arial" w:hAnsi="Arial"/>
+                <w:b w:val="0"/>
+                <w:sz w:val="17"/>
+              </w:rPr>
+              <w:t>2. Tarea de Predicción</w:t>
+            </w:r>
+            <w:r>
+              <w:br/>
+            </w:r>
+            <w:r>
+              <w:rPr>
+                <w:rFonts w:ascii="Arial" w:hAnsi="Arial"/>
+                <w:b w:val="0"/>
+                <w:sz w:val="17"/>
+              </w:rPr>
+              <w:t>(Prediction Task)</w:t>
+            </w:r>
+          </w:p>
+        </w:tc>
+        <w:tc>
+          <w:tcPr>
+            <w:tcW w:type="dxa" w:w="4680"/>
+          </w:tcPr>
+          <w:p>
+            <w:r/>
+            <w:r>
+              <w:br/>
+            </w:r>
+            <w:r>
+              <w:rPr>
+                <w:rFonts w:ascii="Arial" w:hAnsi="Arial"/>
+                <w:b w:val="0"/>
+                <w:sz w:val="17"/>
+              </w:rPr>
+              <w:t>Aprendizaje no supervisado (clustering). Unidad de análisis: estación completa (no estación-hora). No hay horizonte temporal de predicción: se agrupa por comportamiento histórico observado en el periodo completo (ene-2025 a sep-2026).</w:t>
+            </w:r>
+          </w:p>
+        </w:tc>
+      </w:tr>
+      <w:tr>
+        <w:tc>
+          <w:tcPr>
+            <w:tcW w:type="dxa" w:w="4680"/>
+          </w:tcPr>
+          <w:p>
+            <w:r/>
+            <w:r>
+              <w:br/>
+            </w:r>
+            <w:r>
+              <w:rPr>
+                <w:rFonts w:ascii="Arial" w:hAnsi="Arial"/>
+                <w:b w:val="0"/>
+                <w:sz w:val="17"/>
+              </w:rPr>
+              <w:t>3. Decisiones y Acciones</w:t>
+            </w:r>
+            <w:r>
+              <w:br/>
+            </w:r>
+            <w:r>
+              <w:rPr>
+                <w:rFonts w:ascii="Arial" w:hAnsi="Arial"/>
+                <w:b w:val="0"/>
+                <w:sz w:val="17"/>
+              </w:rPr>
+              <w:t>(Decisions)</w:t>
+            </w:r>
+          </w:p>
+        </w:tc>
+        <w:tc>
+          <w:tcPr>
+            <w:tcW w:type="dxa" w:w="4680"/>
+          </w:tcPr>
+          <w:p>
+            <w:r/>
+            <w:r>
+              <w:br/>
+            </w:r>
+            <w:r>
+              <w:rPr>
+                <w:rFonts w:ascii="Arial" w:hAnsi="Arial"/>
+                <w:b w:val="0"/>
+                <w:sz w:val="17"/>
+              </w:rPr>
+              <w:t>Asignar a cada grupo de estaciones una estrategia de rebalanceo diferenciada (p. ej., reposición matutina prioritaria en clusters residenciales) y usar los perfiles para evaluar necesidades de expansión de capacidad por zona.</w:t>
+            </w:r>
+          </w:p>
+        </w:tc>
+      </w:tr>
+      <w:tr>
+        <w:tc>
+          <w:tcPr>
+            <w:tcW w:type="dxa" w:w="4680"/>
+          </w:tcPr>
+          <w:p>
+            <w:r/>
+            <w:r>
+              <w:br/>
+            </w:r>
+            <w:r>
+              <w:rPr>
+                <w:rFonts w:ascii="Arial" w:hAnsi="Arial"/>
+                <w:b w:val="0"/>
+                <w:sz w:val="17"/>
+              </w:rPr>
+              <w:t>4. Recolección de Datos</w:t>
+            </w:r>
+            <w:r>
+              <w:br/>
+            </w:r>
+            <w:r>
+              <w:rPr>
+                <w:rFonts w:ascii="Arial" w:hAnsi="Arial"/>
+                <w:b w:val="0"/>
+                <w:sz w:val="17"/>
+              </w:rPr>
+              <w:t>(Data Collection)</w:t>
+            </w:r>
+          </w:p>
+        </w:tc>
+        <w:tc>
+          <w:tcPr>
+            <w:tcW w:type="dxa" w:w="4680"/>
+          </w:tcPr>
+          <w:p>
+            <w:r/>
+            <w:r>
+              <w:br/>
+            </w:r>
+            <w:r>
+              <w:rPr>
+                <w:rFonts w:ascii="Arial" w:hAnsi="Arial"/>
+                <w:b w:val="0"/>
+                <w:sz w:val="17"/>
+              </w:rPr>
+              <w:t>Ingesta y limpieza compartida en src/data/dataset.py (reutiliza la misma descarga que P1/P2): 21 meses de viajes (7.89M registros brutos). Manifiesto de versión de datos en references/data_manifest.json con hashes SHA-256.</w:t>
+            </w:r>
+          </w:p>
+        </w:tc>
+      </w:tr>
+      <w:tr>
+        <w:tc>
+          <w:tcPr>
+            <w:tcW w:type="dxa" w:w="4680"/>
+          </w:tcPr>
+          <w:p>
+            <w:r/>
+            <w:r>
+              <w:br/>
+            </w:r>
+            <w:r>
+              <w:rPr>
+                <w:rFonts w:ascii="Arial" w:hAnsi="Arial"/>
+                <w:b w:val="0"/>
+                <w:sz w:val="17"/>
+              </w:rPr>
+              <w:t>5. Fuentes de Datos</w:t>
+            </w:r>
+            <w:r>
+              <w:br/>
+            </w:r>
+            <w:r>
+              <w:rPr>
+                <w:rFonts w:ascii="Arial" w:hAnsi="Arial"/>
+                <w:b w:val="0"/>
+                <w:sz w:val="17"/>
+              </w:rPr>
+              <w:t>(Data Sources)</w:t>
+            </w:r>
+          </w:p>
+        </w:tc>
+        <w:tc>
+          <w:tcPr>
+            <w:tcW w:type="dxa" w:w="4680"/>
+          </w:tcPr>
+          <w:p>
+            <w:r/>
+            <w:r>
+              <w:br/>
+            </w:r>
+            <w:r>
+              <w:rPr>
+                <w:rFonts w:ascii="Arial" w:hAnsi="Arial"/>
+                <w:b w:val="0"/>
+                <w:sz w:val="17"/>
+              </w:rPr>
+              <w:t>Mismas fuentes que P1/P2: CSVs mensuales de viajes de Datos Abiertos MiBici y catálogo de nomenclatura de estaciones (id, lat, lon, capacidad). Se restringe a las 352 estaciones presentes en los 21 meses (se excluyen estaciones recién abiertas con historia incompleta).</w:t>
+            </w:r>
+          </w:p>
+        </w:tc>
+      </w:tr>
+      <w:tr>
+        <w:tc>
+          <w:tcPr>
+            <w:tcW w:type="dxa" w:w="4680"/>
+          </w:tcPr>
+          <w:p>
+            <w:r/>
+            <w:r>
+              <w:br/>
+            </w:r>
+            <w:r>
+              <w:rPr>
+                <w:rFonts w:ascii="Arial" w:hAnsi="Arial"/>
+                <w:b w:val="0"/>
+                <w:sz w:val="17"/>
+              </w:rPr>
+              <w:t>6. Características</w:t>
+            </w:r>
+            <w:r>
+              <w:br/>
+            </w:r>
+            <w:r>
+              <w:rPr>
+                <w:rFonts w:ascii="Arial" w:hAnsi="Arial"/>
+                <w:b w:val="0"/>
+                <w:sz w:val="17"/>
+              </w:rPr>
+              <w:t>(Features)</w:t>
+            </w:r>
+          </w:p>
+        </w:tc>
+        <w:tc>
+          <w:tcPr>
+            <w:tcW w:type="dxa" w:w="4680"/>
+          </w:tcPr>
+          <w:p>
+            <w:r/>
+            <w:r>
+              <w:br/>
+            </w:r>
+            <w:r>
+              <w:rPr>
+                <w:rFonts w:ascii="Arial" w:hAnsi="Arial"/>
+                <w:b w:val="0"/>
+                <w:sz w:val="17"/>
+              </w:rPr>
+              <w:t>Por estación: proporción de salidas por hora (24h) separado entre semana / fin de semana (perfil ‘hourly’, 48 variables) o agregado en 5 franjas horarias (perfil ‘bucketed’, 10 variables); además volumen total (log), balance neto relativo, rotación por anclaje y duración mediana de viaje. Latitud / longitud se excluyen deliberadamente de las features: se usan solo para interpretar los clusters en el mapa, no para formarlos.</w:t>
+            </w:r>
+          </w:p>
+        </w:tc>
+      </w:tr>
+      <w:tr>
+        <w:tc>
+          <w:tcPr>
+            <w:tcW w:type="dxa" w:w="4680"/>
+          </w:tcPr>
+          <w:p>
+            <w:r/>
+            <w:r>
+              <w:br/>
+            </w:r>
+            <w:r>
+              <w:rPr>
+                <w:rFonts w:ascii="Arial" w:hAnsi="Arial"/>
+                <w:b w:val="0"/>
+                <w:sz w:val="17"/>
+              </w:rPr>
+              <w:t>7. Construcción de Modelos</w:t>
+            </w:r>
+            <w:r>
+              <w:br/>
+            </w:r>
+            <w:r>
+              <w:rPr>
+                <w:rFonts w:ascii="Arial" w:hAnsi="Arial"/>
+                <w:b w:val="0"/>
+                <w:sz w:val="17"/>
+              </w:rPr>
+              <w:t>(Building Models)</w:t>
+            </w:r>
+          </w:p>
+        </w:tc>
+        <w:tc>
+          <w:tcPr>
+            <w:tcW w:type="dxa" w:w="4680"/>
+          </w:tcPr>
+          <w:p>
+            <w:r/>
+            <w:r>
+              <w:br/>
+            </w:r>
+            <w:r>
+              <w:rPr>
+                <w:rFonts w:ascii="Arial" w:hAnsi="Arial"/>
+                <w:b w:val="0"/>
+                <w:sz w:val="17"/>
+              </w:rPr>
+              <w:t>Barrido sistemático de 2 algoritmos (K-Means, Gaussian Mixture) x 2 conjuntos de features x k=2..10 (36 combinaciones), escalado con StandardScaler independiente por conjunto de features. Selección del candidato por mayor coeficiente de silueta.</w:t>
+            </w:r>
+          </w:p>
+        </w:tc>
+      </w:tr>
+      <w:tr>
+        <w:tc>
+          <w:tcPr>
+            <w:tcW w:type="dxa" w:w="4680"/>
+          </w:tcPr>
+          <w:p>
+            <w:r/>
+            <w:r>
+              <w:br/>
+            </w:r>
+            <w:r>
+              <w:rPr>
+                <w:rFonts w:ascii="Arial" w:hAnsi="Arial"/>
+                <w:b w:val="0"/>
+                <w:sz w:val="17"/>
+              </w:rPr>
+              <w:t>8. Generación de Predicciones</w:t>
+            </w:r>
+            <w:r>
+              <w:br/>
+            </w:r>
+            <w:r>
+              <w:rPr>
+                <w:rFonts w:ascii="Arial" w:hAnsi="Arial"/>
+                <w:b w:val="0"/>
+                <w:sz w:val="17"/>
+              </w:rPr>
+              <w:t>(Making Predictions)</w:t>
+            </w:r>
+          </w:p>
+        </w:tc>
+        <w:tc>
+          <w:tcPr>
+            <w:tcW w:type="dxa" w:w="4680"/>
+          </w:tcPr>
+          <w:p>
+            <w:r/>
+            <w:r>
+              <w:br/>
+            </w:r>
+            <w:r>
+              <w:rPr>
+                <w:rFonts w:ascii="Arial" w:hAnsi="Arial"/>
+                <w:b w:val="0"/>
+                <w:sz w:val="17"/>
+              </w:rPr>
+              <w:t>Asignación de cluster vía src/models/p3_predict.py, aplicando el escalador y modelo guardados (models/p3_cluster_model.pkl) a la tabla de features de estación. Salida serializada en data/processed/p3_estaciones_clusters.parquet.</w:t>
+            </w:r>
+          </w:p>
+        </w:tc>
+      </w:tr>
+      <w:tr>
+        <w:tc>
+          <w:tcPr>
+            <w:tcW w:type="dxa" w:w="4680"/>
+          </w:tcPr>
+          <w:p>
+            <w:r/>
+            <w:r>
+              <w:br/>
+            </w:r>
+            <w:r>
+              <w:rPr>
+                <w:rFonts w:ascii="Arial" w:hAnsi="Arial"/>
+                <w:b w:val="0"/>
+                <w:sz w:val="17"/>
+              </w:rPr>
+              <w:t>9. Simulación de Impacto</w:t>
+            </w:r>
+            <w:r>
+              <w:br/>
+            </w:r>
+            <w:r>
+              <w:rPr>
+                <w:rFonts w:ascii="Arial" w:hAnsi="Arial"/>
+                <w:b w:val="0"/>
+                <w:sz w:val="17"/>
+              </w:rPr>
+              <w:t>(Impact Simulation)</w:t>
+            </w:r>
+          </w:p>
+        </w:tc>
+        <w:tc>
+          <w:tcPr>
+            <w:tcW w:type="dxa" w:w="4680"/>
+          </w:tcPr>
+          <w:p>
+            <w:r/>
+            <w:r>
+              <w:br/>
+            </w:r>
+            <w:r>
+              <w:rPr>
+                <w:rFonts w:ascii="Arial" w:hAnsi="Arial"/>
+                <w:b w:val="0"/>
+                <w:sz w:val="17"/>
+              </w:rPr>
+              <w:t>Al ser un problema descriptivo (no hay ‘etiqueta verdadera’), el impacto se valida cualitativamente: los clusters deben ser interpretables (perfiles horarios visiblemente distintos) y de tamaño operacionalmente manejable, no una partición trivial o degenerada (p. ej., un cluster de una sola estación).</w:t>
+            </w:r>
+          </w:p>
+        </w:tc>
+      </w:tr>
+      <w:tr>
+        <w:tc>
+          <w:tcPr>
+            <w:tcW w:type="dxa" w:w="4680"/>
+          </w:tcPr>
+          <w:p>
+            <w:r/>
+            <w:r>
+              <w:br/>
+            </w:r>
+            <w:r>
+              <w:rPr>
+                <w:rFonts w:ascii="Arial" w:hAnsi="Arial"/>
+                <w:b w:val="0"/>
+                <w:sz w:val="17"/>
+              </w:rPr>
+              <w:t>10. Monitoreo y Linaje</w:t>
+            </w:r>
+            <w:r>
+              <w:br/>
+            </w:r>
+            <w:r>
+              <w:rPr>
+                <w:rFonts w:ascii="Arial" w:hAnsi="Arial"/>
+                <w:b w:val="0"/>
+                <w:sz w:val="17"/>
+              </w:rPr>
+              <w:t>(Monitoring)</w:t>
+            </w:r>
+          </w:p>
+        </w:tc>
+        <w:tc>
+          <w:tcPr>
+            <w:tcW w:type="dxa" w:w="4680"/>
+          </w:tcPr>
+          <w:p>
+            <w:r/>
+            <w:r>
+              <w:br/>
+            </w:r>
+            <w:r>
+              <w:rPr>
+                <w:rFonts w:ascii="Arial" w:hAnsi="Arial"/>
+                <w:b w:val="0"/>
+                <w:sz w:val="17"/>
+              </w:rPr>
+              <w:t>Coeficiente de silueta y Davies-Bouldin registrados en MLflow (mibici-equipo30) en cada ejecución. Re-entrenamiento recomendado si se incorporan nuevos meses de datos o si el perfil agregado de la red cambia significativamente (apertura de nuevas estaciones, cambios en infraestructura ciclista).</w:t>
+            </w:r>
+          </w:p>
+        </w:tc>
+      </w:tr>
+    </w:tbl>
+    <w:p>
       <w:pPr>
         <w:keepNext/>
         <w:spacing w:before="360" w:after="120"/>
@@ -1258,6 +1897,28 @@
       </w:r>
     </w:p>
     <w:p>
+      <w:pPr/>
+      <w:r>
+        <w:rPr>
+          <w:rFonts w:ascii="Arial" w:hAnsi="Arial"/>
+          <w:b/>
+          <w:sz w:val="23"/>
+        </w:rPr>
+        <w:t>3.2 Nota Metodológica: Partición de Datos para la Pregunta 3 (Clustering)</w:t>
+      </w:r>
+    </w:p>
+    <w:p>
+      <w:pPr/>
+      <w:r>
+        <w:rPr>
+          <w:rFonts w:ascii="Arial" w:hAnsi="Arial"/>
+          <w:b w:val="0"/>
+          <w:sz w:val="20"/>
+        </w:rPr>
+        <w:t>A diferencia de P1 y P2 (tareas supervisadas con un horizonte de predicción hacia el futuro), la Pregunta 3 es un problema de agrupamiento no supervisado y descriptivo: no existe un instante t a partir del cual se proyecte un valor futuro, por lo que el concepto de fuga de información hacia el futuro no aplica de la misma manera. En consecuencia, no se realiza una partición cronológica train/test: las 352 estaciones se caracterizan usando la totalidad del periodo observado (enero 2025 - septiembre 2026), ya que el objetivo es describir el comportamiento histórico agregado de cada estación, no anticipar un evento posterior. La unidad de observación que se mantiene íntegra es la estación completa (no se fragmenta su historial entre conjuntos), evitando así cualquier forma de contaminación entre ‘entrenamiento’ y ‘evaluación’ en el sentido de este problema.</w:t>
+      </w:r>
+    </w:p>
+    <w:p>
       <w:pPr>
         <w:keepNext/>
         <w:spacing w:before="360" w:after="120"/>
@@ -1443,6 +2104,72 @@
       </w:r>
     </w:p>
     <w:p>
+      <w:pPr/>
+      <w:r>
+        <w:rPr>
+          <w:rFonts w:ascii="Arial" w:hAnsi="Arial"/>
+          <w:b/>
+          <w:sz w:val="23"/>
+        </w:rPr>
+        <w:t>4.4 Baseline P3 (K-Means Simple)</w:t>
+      </w:r>
+    </w:p>
+    <w:p>
+      <w:pPr/>
+      <w:r>
+        <w:rPr>
+          <w:rFonts w:ascii="Arial" w:hAnsi="Arial"/>
+          <w:b w:val="0"/>
+          <w:sz w:val="20"/>
+        </w:rPr>
+        <w:t>Como modelo base para la Pregunta 3 se ajustó un K-Means con k=4 fijo sobre el conjunto de features ‘hourly’ (perfil horario completo), sin comparar hiperparámetros ni algoritmos alternativos — análogo en espíritu al DummyClassifier usado como baseline en P2: una solución simple y rápida de implementar que sirve como punto de referencia para medir si el esfuerzo de ajuste del modelo candidato realmente aporta valor.</w:t>
+      </w:r>
+    </w:p>
+    <w:p>
+      <w:pPr/>
+      <w:r>
+        <w:rPr>
+          <w:rFonts w:ascii="Arial" w:hAnsi="Arial"/>
+          <w:b/>
+          <w:sz w:val="23"/>
+        </w:rPr>
+        <w:t>4.5 Modelo Candidato P3 (Barrido K-Means / Gaussian Mixture)</w:t>
+      </w:r>
+    </w:p>
+    <w:p>
+      <w:pPr/>
+      <w:r>
+        <w:rPr>
+          <w:rFonts w:ascii="Arial" w:hAnsi="Arial"/>
+          <w:b w:val="0"/>
+          <w:sz w:val="20"/>
+        </w:rPr>
+        <w:t>El modelo candidato se seleccionó mediante un barrido sistemático de 36 combinaciones: 2 algoritmos (K-Means, Gaussian Mixture Model) x 2 conjuntos de features (perfil horario completo de 24h, perfil agregado en 5 franjas horarias) x k=2 a 10, cada uno escalado de forma independiente con StandardScaler. La combinación ganadora —registrada en MLflow como p3_candidato_hourly_gmm_k2— es un Gaussian Mixture Model con k=2 sobre el perfil horario completo, seleccionada por tener el mayor coeficiente de silueta de las 36 combinaciones evaluadas.</w:t>
+      </w:r>
+    </w:p>
+    <w:p>
+      <w:pPr/>
+      <w:r>
+        <w:rPr>
+          <w:rFonts w:ascii="Arial" w:hAnsi="Arial"/>
+          <w:b/>
+          <w:sz w:val="23"/>
+        </w:rPr>
+        <w:t>4.6 Métricas de Evaluación P3 (Silhouette Score y Davies-Bouldin Index)</w:t>
+      </w:r>
+    </w:p>
+    <w:p>
+      <w:pPr/>
+      <w:r>
+        <w:rPr>
+          <w:rFonts w:ascii="Arial" w:hAnsi="Arial"/>
+          <w:b w:val="0"/>
+          <w:sz w:val="20"/>
+        </w:rPr>
+        <w:t>Al tratarse de un problema no supervisado sin etiquetas verdaderas, no son aplicables métricas como Macro F1 o Accuracy (usadas en P2). En su lugar se emplean métricas internas de calidad de cluster: el Silhouette Score (rango [-1, 1], mide cohesión intra-cluster y separación inter-cluster; valores más altos indican clusters mejor definidos) como métrica rectora, y el Davies-Bouldin Index (valores más bajos indican menor solapamiento entre clusters) como métrica secundaria de validación. El modelo candidato mejora sustancialmente sobre el baseline: Silhouette Score de 0.0911 (baseline) a 0.2918 (candidato), un incremento de +220%, y Davies-Bouldin Index de 2.3217 (baseline) a 1.9792 (candidato, menor es mejor).</w:t>
+      </w:r>
+    </w:p>
+    <w:p>
       <w:pPr>
         <w:keepNext/>
         <w:spacing w:before="360" w:after="120"/>
@@ -1584,6 +2311,25 @@
           <w:sz w:val="19"/>
         </w:rPr>
         <w:t>Batería de pruebas automatizadas (tests/test_p2_data.py y tests/test_p2_features.py) que validan contratos de datos, ausencia de duplicados e integridad de variables.</w:t>
+      </w:r>
+    </w:p>
+    <w:p>
+      <w:pPr/>
+      <w:r>
+        <w:rPr>
+          <w:rFonts w:ascii="Arial" w:hAnsi="Arial"/>
+          <w:b/>
+          <w:sz w:val="20"/>
+        </w:rPr>
+        <w:t xml:space="preserve">• Módulo de Clustering (Pregunta 3): </w:t>
+      </w:r>
+      <w:r>
+        <w:rPr>
+          <w:rFonts w:ascii="Arial" w:hAnsi="Arial"/>
+          <w:b w:val="0"/>
+          <w:sz w:val="20"/>
+        </w:rPr>
+        <w:t>src/data/dataset.py y src/features/features.py (ingesta, limpieza y feature engineering COMPARTIDOS, reutilizables por cualquier pregunta) junto con src/models/p3_train.py, src/models/p3_predict.py y src/visualization/p3_plots.py (modelado, inferencia y visualización específicos de agrupamiento). Pruebas unitarias en tests/test_dataset.py, tests/test_features.py y tests/test_p3_train.py.</w:t>
       </w:r>
     </w:p>
     <w:p>
@@ -2231,11 +2977,17 @@
             </w:tcMar>
           </w:tcPr>
           <w:p>
+            <w:r/>
+            <w:r>
+              <w:br/>
+            </w:r>
             <w:r>
               <w:rPr>
+                <w:rFonts w:ascii="Arial" w:hAnsi="Arial"/>
+                <w:b w:val="0"/>
                 <w:sz w:val="16"/>
               </w:rPr>
-              <w:t>P3</w:t>
+              <w:t>P3 (Baseline)</w:t>
             </w:r>
           </w:p>
         </w:tc>
@@ -2251,8 +3003,14 @@
             </w:tcMar>
           </w:tcPr>
           <w:p>
+            <w:r/>
+            <w:r>
+              <w:br/>
+            </w:r>
             <w:r>
               <w:rPr>
+                <w:rFonts w:ascii="Arial" w:hAnsi="Arial"/>
+                <w:b w:val="0"/>
                 <w:sz w:val="16"/>
               </w:rPr>
               <w:t>p3_baseline_kmeans_clustering_estaciones</w:t>
@@ -2271,13 +3029,28 @@
             </w:tcMar>
           </w:tcPr>
           <w:p>
+            <w:r/>
+            <w:r>
+              <w:br/>
+            </w:r>
             <w:r>
               <w:rPr>
+                <w:rFonts w:ascii="Arial" w:hAnsi="Arial"/>
+                <w:b w:val="0"/>
                 <w:sz w:val="16"/>
               </w:rPr>
               <w:t>K-Means (k=4)</w:t>
+            </w:r>
+            <w:r>
               <w:br/>
-              <w:t>(Perfil horario + capacidad)</w:t>
+            </w:r>
+            <w:r>
+              <w:rPr>
+                <w:rFonts w:ascii="Arial" w:hAnsi="Arial"/>
+                <w:b w:val="0"/>
+                <w:sz w:val="16"/>
+              </w:rPr>
+              <w:t>(Perfil horario completo)</w:t>
             </w:r>
           </w:p>
         </w:tc>
@@ -2293,15 +3066,28 @@
             </w:tcMar>
           </w:tcPr>
           <w:p>
+            <w:r/>
+            <w:r>
+              <w:br/>
+            </w:r>
             <w:r>
               <w:rPr>
+                <w:rFonts w:ascii="Arial" w:hAnsi="Arial"/>
+                <w:b w:val="0"/>
                 <w:sz w:val="16"/>
               </w:rPr>
-              <w:t>test_silhouette: 0.2735</w:t>
+              <w:t>test_silhouette_score: 0.0911</w:t>
+            </w:r>
+            <w:r>
               <w:br/>
-              <w:t>test_davies_bouldin: 1.3819</w:t>
-              <w:br/>
-              <w:t>test_calinski_harabasz: 201.2</w:t>
+            </w:r>
+            <w:r>
+              <w:rPr>
+                <w:rFonts w:ascii="Arial" w:hAnsi="Arial"/>
+                <w:b w:val="0"/>
+                <w:sz w:val="16"/>
+              </w:rPr>
+              <w:t>test_davies_bouldin_index: 2.3217</w:t>
             </w:r>
           </w:p>
         </w:tc>
@@ -2317,14 +3103,49 @@
             </w:tcMar>
           </w:tcPr>
           <w:p>
+            <w:r/>
+            <w:r>
+              <w:br/>
+            </w:r>
             <w:r>
               <w:rPr>
+                <w:rFonts w:ascii="Arial" w:hAnsi="Arial"/>
+                <w:b w:val="0"/>
                 <w:sz w:val="16"/>
               </w:rPr>
               <w:t>p3_clusters_estaciones_mapa.png</w:t>
+            </w:r>
+            <w:r>
               <w:br/>
+            </w:r>
+            <w:r>
+              <w:rPr>
+                <w:rFonts w:ascii="Arial" w:hAnsi="Arial"/>
+                <w:b w:val="0"/>
+                <w:sz w:val="16"/>
+              </w:rPr>
               <w:t>p3_perfil_clusters.png</w:t>
+            </w:r>
+            <w:r>
               <w:br/>
+            </w:r>
+            <w:r>
+              <w:rPr>
+                <w:rFonts w:ascii="Arial" w:hAnsi="Arial"/>
+                <w:b w:val="0"/>
+                <w:sz w:val="16"/>
+              </w:rPr>
+              <w:t>p3_seleccion_k.png</w:t>
+            </w:r>
+            <w:r>
+              <w:br/>
+            </w:r>
+            <w:r>
+              <w:rPr>
+                <w:rFonts w:ascii="Arial" w:hAnsi="Arial"/>
+                <w:b w:val="0"/>
+                <w:sz w:val="16"/>
+              </w:rPr>
               <w:t>p3_clustering_report.txt</w:t>
             </w:r>
           </w:p>
@@ -2341,15 +3162,254 @@
             </w:tcMar>
           </w:tcPr>
           <w:p>
+            <w:r/>
+            <w:r>
+              <w:br/>
+            </w:r>
             <w:r>
               <w:rPr>
+                <w:rFonts w:ascii="Arial" w:hAnsi="Arial"/>
+                <w:b w:val="0"/>
                 <w:sz w:val="16"/>
               </w:rPr>
               <w:t>equipo: Equipo 30</w:t>
+            </w:r>
+            <w:r>
               <w:br/>
+            </w:r>
+            <w:r>
+              <w:rPr>
+                <w:rFonts w:ascii="Arial" w:hAnsi="Arial"/>
+                <w:b w:val="0"/>
+                <w:sz w:val="16"/>
+              </w:rPr>
               <w:t>pregunta: P3</w:t>
+            </w:r>
+            <w:r>
               <w:br/>
-              <w:t>commit: 90b6590</w:t>
+            </w:r>
+            <w:r>
+              <w:rPr>
+                <w:rFonts w:ascii="Arial" w:hAnsi="Arial"/>
+                <w:b w:val="0"/>
+                <w:sz w:val="16"/>
+              </w:rPr>
+              <w:t>git_commit: 67c7d38...</w:t>
+            </w:r>
+            <w:r>
+              <w:br/>
+            </w:r>
+            <w:r>
+              <w:rPr>
+                <w:rFonts w:ascii="Arial" w:hAnsi="Arial"/>
+                <w:b w:val="0"/>
+                <w:sz w:val="16"/>
+              </w:rPr>
+              <w:t>model_role: baseline</w:t>
+            </w:r>
+          </w:p>
+        </w:tc>
+      </w:tr>
+      <w:tr>
+        <w:tc>
+          <w:tcPr>
+            <w:tcW w:type="dxa" w:w="1560"/>
+          </w:tcPr>
+          <w:p>
+            <w:r/>
+            <w:r>
+              <w:br/>
+            </w:r>
+            <w:r>
+              <w:rPr>
+                <w:rFonts w:ascii="Arial" w:hAnsi="Arial"/>
+                <w:b w:val="0"/>
+                <w:sz w:val="16"/>
+              </w:rPr>
+              <w:t>P3 (Candidato)</w:t>
+            </w:r>
+          </w:p>
+        </w:tc>
+        <w:tc>
+          <w:tcPr>
+            <w:tcW w:type="dxa" w:w="1560"/>
+          </w:tcPr>
+          <w:p>
+            <w:r/>
+            <w:r>
+              <w:br/>
+            </w:r>
+            <w:r>
+              <w:rPr>
+                <w:rFonts w:ascii="Arial" w:hAnsi="Arial"/>
+                <w:b w:val="0"/>
+                <w:sz w:val="16"/>
+              </w:rPr>
+              <w:t>p3_candidato_hourly_gmm_k2</w:t>
+            </w:r>
+          </w:p>
+        </w:tc>
+        <w:tc>
+          <w:tcPr>
+            <w:tcW w:type="dxa" w:w="1560"/>
+          </w:tcPr>
+          <w:p>
+            <w:r/>
+            <w:r>
+              <w:br/>
+            </w:r>
+            <w:r>
+              <w:rPr>
+                <w:rFonts w:ascii="Arial" w:hAnsi="Arial"/>
+                <w:b w:val="0"/>
+                <w:sz w:val="16"/>
+              </w:rPr>
+              <w:t>Gaussian Mixture Model (k=2)</w:t>
+            </w:r>
+            <w:r>
+              <w:br/>
+            </w:r>
+            <w:r>
+              <w:rPr>
+                <w:rFonts w:ascii="Arial" w:hAnsi="Arial"/>
+                <w:b w:val="0"/>
+                <w:sz w:val="16"/>
+              </w:rPr>
+              <w:t>(Perfil horario completo, StandardScaler)</w:t>
+            </w:r>
+          </w:p>
+        </w:tc>
+        <w:tc>
+          <w:tcPr>
+            <w:tcW w:type="dxa" w:w="1560"/>
+          </w:tcPr>
+          <w:p>
+            <w:r/>
+            <w:r>
+              <w:br/>
+            </w:r>
+            <w:r>
+              <w:rPr>
+                <w:rFonts w:ascii="Arial" w:hAnsi="Arial"/>
+                <w:b w:val="0"/>
+                <w:sz w:val="16"/>
+              </w:rPr>
+              <w:t>test_silhouette_score: 0.2918</w:t>
+            </w:r>
+            <w:r>
+              <w:br/>
+            </w:r>
+            <w:r>
+              <w:rPr>
+                <w:rFonts w:ascii="Arial" w:hAnsi="Arial"/>
+                <w:b w:val="0"/>
+                <w:sz w:val="16"/>
+              </w:rPr>
+              <w:t>test_davies_bouldin_index: 1.9792</w:t>
+            </w:r>
+          </w:p>
+        </w:tc>
+        <w:tc>
+          <w:tcPr>
+            <w:tcW w:type="dxa" w:w="1560"/>
+          </w:tcPr>
+          <w:p>
+            <w:r/>
+            <w:r>
+              <w:br/>
+            </w:r>
+            <w:r>
+              <w:rPr>
+                <w:rFonts w:ascii="Arial" w:hAnsi="Arial"/>
+                <w:b w:val="0"/>
+                <w:sz w:val="16"/>
+              </w:rPr>
+              <w:t>p3_clusters_estaciones_mapa.png</w:t>
+            </w:r>
+            <w:r>
+              <w:br/>
+            </w:r>
+            <w:r>
+              <w:rPr>
+                <w:rFonts w:ascii="Arial" w:hAnsi="Arial"/>
+                <w:b w:val="0"/>
+                <w:sz w:val="16"/>
+              </w:rPr>
+              <w:t>p3_perfil_clusters.png</w:t>
+            </w:r>
+            <w:r>
+              <w:br/>
+            </w:r>
+            <w:r>
+              <w:rPr>
+                <w:rFonts w:ascii="Arial" w:hAnsi="Arial"/>
+                <w:b w:val="0"/>
+                <w:sz w:val="16"/>
+              </w:rPr>
+              <w:t>p3_seleccion_k.png</w:t>
+            </w:r>
+            <w:r>
+              <w:br/>
+            </w:r>
+            <w:r>
+              <w:rPr>
+                <w:rFonts w:ascii="Arial" w:hAnsi="Arial"/>
+                <w:b w:val="0"/>
+                <w:sz w:val="16"/>
+              </w:rPr>
+              <w:t>p3_clustering_report.txt</w:t>
+            </w:r>
+          </w:p>
+        </w:tc>
+        <w:tc>
+          <w:tcPr>
+            <w:tcW w:type="dxa" w:w="1560"/>
+          </w:tcPr>
+          <w:p>
+            <w:r/>
+            <w:r>
+              <w:br/>
+            </w:r>
+            <w:r>
+              <w:rPr>
+                <w:rFonts w:ascii="Arial" w:hAnsi="Arial"/>
+                <w:b w:val="0"/>
+                <w:sz w:val="16"/>
+              </w:rPr>
+              <w:t>equipo: Equipo 30</w:t>
+            </w:r>
+            <w:r>
+              <w:br/>
+            </w:r>
+            <w:r>
+              <w:rPr>
+                <w:rFonts w:ascii="Arial" w:hAnsi="Arial"/>
+                <w:b w:val="0"/>
+                <w:sz w:val="16"/>
+              </w:rPr>
+              <w:t>pregunta: P3</w:t>
+            </w:r>
+            <w:r>
+              <w:br/>
+            </w:r>
+            <w:r>
+              <w:rPr>
+                <w:rFonts w:ascii="Arial" w:hAnsi="Arial"/>
+                <w:b w:val="0"/>
+                <w:sz w:val="16"/>
+              </w:rPr>
+              <w:t>git_commit: 67c7d38...</w:t>
+            </w:r>
+            <w:r>
+              <w:br/>
+            </w:r>
+            <w:r>
+              <w:rPr>
+                <w:rFonts w:ascii="Arial" w:hAnsi="Arial"/>
+                <w:b w:val="0"/>
+                <w:sz w:val="16"/>
+              </w:rPr>
+              <w:t>model_role: candidate</w:t>
             </w:r>
           </w:p>
         </w:tc>
@@ -2400,15 +3460,13 @@
     </w:p>
     <w:p>
       <w:pPr>
-        <w:keepNext/>
-        <w:spacing w:before="200" w:after="80"/>
         <w:jc w:val="center"/>
       </w:pPr>
       <w:r>
         <w:drawing>
           <wp:inline xmlns:a="http://schemas.openxmlformats.org/drawingml/2006/main" xmlns:pic="http://schemas.openxmlformats.org/drawingml/2006/picture">
-            <wp:extent cx="5669280" cy="2992120"/>
-            <wp:docPr id="2" name="Picture 2"/>
+            <wp:extent cx="5669280" cy="4008421"/>
+            <wp:docPr id="7" name="Picture 7"/>
             <wp:cNvGraphicFramePr>
               <a:graphicFrameLocks noChangeAspect="1"/>
             </wp:cNvGraphicFramePr>
@@ -2416,11 +3474,11 @@
               <a:graphicData uri="http://schemas.openxmlformats.org/drawingml/2006/picture">
                 <pic:pic>
                   <pic:nvPicPr>
-                    <pic:cNvPr id="0" name="p2_mlflow_runs_list.png"/>
+                    <pic:cNvPr id="0" name="mlflow_fig1_runs_list.png"/>
                     <pic:cNvPicPr/>
                   </pic:nvPicPr>
                   <pic:blipFill>
-                    <a:blip r:embed="rId10"/>
+                    <a:blip r:embed="rId15"/>
                     <a:stretch>
                       <a:fillRect/>
                     </a:stretch>
@@ -2428,7 +3486,7 @@
                   <pic:spPr>
                     <a:xfrm>
                       <a:off x="0" y="0"/>
-                      <a:ext cx="5669280" cy="2992120"/>
+                      <a:ext cx="5669280" cy="4008421"/>
                     </a:xfrm>
                     <a:prstGeom prst="rect"/>
                   </pic:spPr>
@@ -2540,6 +3598,69 @@
       </w:r>
     </w:p>
     <w:p>
+      <w:pPr/>
+      <w:r>
+        <w:rPr>
+          <w:rFonts w:ascii="Arial" w:hAnsi="Arial"/>
+          <w:b w:val="0"/>
+          <w:sz w:val="20"/>
+        </w:rPr>
+        <w:t>De manera análoga, la vista detallada del run p3_candidato_hourly_gmm_k2 (Pregunta 3) muestra sus 10 parámetros de reproducibilidad (algorithm='gmm', k=2, feature_set='hourly', random_seed=42, date_range, data_version), sus 2 métricas internas de clustering (test_silhouette_score=0.2918, test_davies_bouldin_index=1.9792) y sus etiquetas de gobernanza (pregunta='P3', model_role='candidate', git_commit):</w:t>
+      </w:r>
+    </w:p>
+    <w:p>
+      <w:pPr>
+        <w:jc w:val="center"/>
+      </w:pPr>
+      <w:r>
+        <w:drawing>
+          <wp:inline xmlns:a="http://schemas.openxmlformats.org/drawingml/2006/main" xmlns:pic="http://schemas.openxmlformats.org/drawingml/2006/picture">
+            <wp:extent cx="5669280" cy="4008421"/>
+            <wp:docPr id="8" name="Picture 8"/>
+            <wp:cNvGraphicFramePr>
+              <a:graphicFrameLocks noChangeAspect="1"/>
+            </wp:cNvGraphicFramePr>
+            <a:graphic>
+              <a:graphicData uri="http://schemas.openxmlformats.org/drawingml/2006/picture">
+                <pic:pic>
+                  <pic:nvPicPr>
+                    <pic:cNvPr id="0" name="mlflow_fig2_run_detail_p3.png"/>
+                    <pic:cNvPicPr/>
+                  </pic:nvPicPr>
+                  <pic:blipFill>
+                    <a:blip r:embed="rId16"/>
+                    <a:stretch>
+                      <a:fillRect/>
+                    </a:stretch>
+                  </pic:blipFill>
+                  <pic:spPr>
+                    <a:xfrm>
+                      <a:off x="0" y="0"/>
+                      <a:ext cx="5669280" cy="4008421"/>
+                    </a:xfrm>
+                    <a:prstGeom prst="rect"/>
+                  </pic:spPr>
+                </pic:pic>
+              </a:graphicData>
+            </a:graphic>
+          </wp:inline>
+        </w:drawing>
+      </w:r>
+    </w:p>
+    <w:p>
+      <w:pPr>
+        <w:jc w:val="center"/>
+      </w:pPr>
+      <w:r>
+        <w:rPr>
+          <w:rFonts w:ascii="Arial" w:hAnsi="Arial"/>
+          <w:i/>
+          <w:sz w:val="17"/>
+        </w:rPr>
+        <w:t>Figura: Figura 6.2b: Detalle del Run Candidato de Clustering (P3) con Parámetros, Métricas y Etiquetas</w:t>
+      </w:r>
+    </w:p>
+    <w:p>
       <w:pPr>
         <w:keepNext/>
         <w:spacing w:before="240" w:after="80"/>
@@ -2622,6 +3743,69 @@
           <w:sz w:val="17"/>
         </w:rPr>
         <w:t>Figura: Figura 6.3: Artefacto Diagnóstico (Matriz de Confusión) Visualizado en MLflow</w:t>
+      </w:r>
+    </w:p>
+    <w:p>
+      <w:pPr/>
+      <w:r>
+        <w:rPr>
+          <w:rFonts w:ascii="Arial" w:hAnsi="Arial"/>
+          <w:b w:val="0"/>
+          <w:sz w:val="20"/>
+        </w:rPr>
+        <w:t>Para la Pregunta 3, cada run registra en el repositorio de artefactos de MLflow el mapa geoespacial de clusters, el perfil horario promedio por cluster y la gráfica de selección de k, junto con un reporte de texto (p3_clustering_report.txt). A continuación se observa la inspección interactiva del mapa de clusters de estaciones:</w:t>
+      </w:r>
+    </w:p>
+    <w:p>
+      <w:pPr>
+        <w:jc w:val="center"/>
+      </w:pPr>
+      <w:r>
+        <w:drawing>
+          <wp:inline xmlns:a="http://schemas.openxmlformats.org/drawingml/2006/main" xmlns:pic="http://schemas.openxmlformats.org/drawingml/2006/picture">
+            <wp:extent cx="5669280" cy="4008421"/>
+            <wp:docPr id="9" name="Picture 9"/>
+            <wp:cNvGraphicFramePr>
+              <a:graphicFrameLocks noChangeAspect="1"/>
+            </wp:cNvGraphicFramePr>
+            <a:graphic>
+              <a:graphicData uri="http://schemas.openxmlformats.org/drawingml/2006/picture">
+                <pic:pic>
+                  <pic:nvPicPr>
+                    <pic:cNvPr id="0" name="mlflow_fig3_artifact_p3.png"/>
+                    <pic:cNvPicPr/>
+                  </pic:nvPicPr>
+                  <pic:blipFill>
+                    <a:blip r:embed="rId17"/>
+                    <a:stretch>
+                      <a:fillRect/>
+                    </a:stretch>
+                  </pic:blipFill>
+                  <pic:spPr>
+                    <a:xfrm>
+                      <a:off x="0" y="0"/>
+                      <a:ext cx="5669280" cy="4008421"/>
+                    </a:xfrm>
+                    <a:prstGeom prst="rect"/>
+                  </pic:spPr>
+                </pic:pic>
+              </a:graphicData>
+            </a:graphic>
+          </wp:inline>
+        </w:drawing>
+      </w:r>
+    </w:p>
+    <w:p>
+      <w:pPr>
+        <w:jc w:val="center"/>
+      </w:pPr>
+      <w:r>
+        <w:rPr>
+          <w:rFonts w:ascii="Arial" w:hAnsi="Arial"/>
+          <w:i/>
+          <w:sz w:val="17"/>
+        </w:rPr>
+        <w:t>Figura: Figura 6.3b: Artefacto de Clustering (Mapa Geoespacial de Clusters de Estaciones) Visualizado en MLflow</w:t>
       </w:r>
     </w:p>
     <w:p>
@@ -2710,6 +3894,69 @@
       </w:r>
     </w:p>
     <w:p>
+      <w:pPr/>
+      <w:r>
+        <w:rPr>
+          <w:rFonts w:ascii="Arial" w:hAnsi="Arial"/>
+          <w:b w:val="0"/>
+          <w:sz w:val="20"/>
+        </w:rPr>
+        <w:t>De forma equivalente para la Pregunta 3, la siguiente comparativa de coordenadas paralelas contrasta el Baseline K-Means simple (p3_baseline_kmeans_clustering_estaciones) contra el Modelo Candidato Gaussian Mixture (p3_candidato_hourly_gmm_k2), evidenciando la mejora en el coeficiente de silueta (de 0.0911 a 0.2918):</w:t>
+      </w:r>
+    </w:p>
+    <w:p>
+      <w:pPr>
+        <w:jc w:val="center"/>
+      </w:pPr>
+      <w:r>
+        <w:drawing>
+          <wp:inline xmlns:a="http://schemas.openxmlformats.org/drawingml/2006/main" xmlns:pic="http://schemas.openxmlformats.org/drawingml/2006/picture">
+            <wp:extent cx="5669280" cy="4008421"/>
+            <wp:docPr id="10" name="Picture 10"/>
+            <wp:cNvGraphicFramePr>
+              <a:graphicFrameLocks noChangeAspect="1"/>
+            </wp:cNvGraphicFramePr>
+            <a:graphic>
+              <a:graphicData uri="http://schemas.openxmlformats.org/drawingml/2006/picture">
+                <pic:pic>
+                  <pic:nvPicPr>
+                    <pic:cNvPr id="0" name="mlflow_fig4_comparison_p3.png"/>
+                    <pic:cNvPicPr/>
+                  </pic:nvPicPr>
+                  <pic:blipFill>
+                    <a:blip r:embed="rId18"/>
+                    <a:stretch>
+                      <a:fillRect/>
+                    </a:stretch>
+                  </pic:blipFill>
+                  <pic:spPr>
+                    <a:xfrm>
+                      <a:off x="0" y="0"/>
+                      <a:ext cx="5669280" cy="4008421"/>
+                    </a:xfrm>
+                    <a:prstGeom prst="rect"/>
+                  </pic:spPr>
+                </pic:pic>
+              </a:graphicData>
+            </a:graphic>
+          </wp:inline>
+        </w:drawing>
+      </w:r>
+    </w:p>
+    <w:p>
+      <w:pPr>
+        <w:jc w:val="center"/>
+      </w:pPr>
+      <w:r>
+        <w:rPr>
+          <w:rFonts w:ascii="Arial" w:hAnsi="Arial"/>
+          <w:i/>
+          <w:sz w:val="17"/>
+        </w:rPr>
+        <w:t>Figura: Figura 6.4b: Comparación de Runs de Clustering (Baseline vs Candidato, Pregunta 3)</w:t>
+      </w:r>
+    </w:p>
+    <w:p>
       <w:pPr>
         <w:keepNext/>
         <w:spacing w:before="240" w:after="80"/>
@@ -2758,7 +4005,7 @@
           <w:color w:val="334155"/>
           <w:sz w:val="20"/>
         </w:rPr>
-        <w:t>python -m MiBici.modeling.run_all_experiments</w:t>
+        <w:t>python -m src.models.run_all_experiments</w:t>
       </w:r>
     </w:p>
     <w:p>
